--- a/TEST ORDNER/Word add-in cbe4f1c1-6a07-46b7-8453-ffc1395413c3.docx
+++ b/TEST ORDNER/Word add-in cbe4f1c1-6a07-46b7-8453-ffc1395413c3.docx
@@ -12,7 +12,25 @@
       </w:r>
       <w:proofErr w:type="spellEnd"/>
       <w:r>
-        <w:t xml:space="preserve"> tandem </w:t>
+        <w:t xml:space="preserve"> </w:t>
+      </w:r>
+      <w:sdt>
+        <w:sdtPr>
+          <w:alias w:val="Excel-Variable: Name"/>
+          <w:tag w:val="excelvar|Name|inline|||0|0"/>
+          <w:id w:val="109556090"/>
+          <w:placeholder>
+            <w:docPart w:val="DefaultPlaceholder_-1854013440"/>
+          </w:placeholder>
+        </w:sdtPr>
+        <w:sdtContent>
+          <w:r>
+            <w:t>Stefan</w:t>
+          </w:r>
+        </w:sdtContent>
+      </w:sdt>
+      <w:r>
+        <w:t xml:space="preserve"> </w:t>
       </w:r>
       <w:proofErr w:type="spellStart"/>
       <w:r>
@@ -22,13 +40,44 @@
       <w:r>
         <w:t xml:space="preserve">, Catilina, </w:t>
       </w:r>
-      <w:proofErr w:type="spellStart"/>
-      <w:r>
-        <w:t>patientia</w:t>
-      </w:r>
-      <w:proofErr w:type="spellEnd"/>
-      <w:r>
-        <w:t xml:space="preserve"> nostra? Quam </w:t>
+      <w:sdt>
+        <w:sdtPr>
+          <w:alias w:val="Excel-Variable: Vorname"/>
+          <w:tag w:val="excelvar|Vorname|single|0|0|1|0"/>
+          <w:id w:val="-368684497"/>
+          <w:placeholder>
+            <w:docPart w:val="0B71C1A304A6C248883B5D351C71FFF6"/>
+          </w:placeholder>
+        </w:sdtPr>
+        <w:sdtContent>
+          <w:r>
+            <w:t>Hubenschmid</w:t>
+          </w:r>
+        </w:sdtContent>
+      </w:sdt>
+      <w:r>
+        <w:t xml:space="preserve"> </w:t>
+      </w:r>
+      <w:r>
+        <w:t xml:space="preserve">nostra? </w:t>
+      </w:r>
+      <w:sdt>
+        <w:sdtPr>
+          <w:alias w:val="Excel-Variable: Name"/>
+          <w:tag w:val="excelvar|Name|single|0|0|1|0"/>
+          <w:id w:val="-724143495"/>
+          <w:placeholder>
+            <w:docPart w:val="FAEE63C225AA344F9D8613F7DDE2A0F2"/>
+          </w:placeholder>
+        </w:sdtPr>
+        <w:sdtContent>
+          <w:r>
+            <w:t>Stefan</w:t>
+          </w:r>
+        </w:sdtContent>
+      </w:sdt>
+      <w:r>
+        <w:t xml:space="preserve"> </w:t>
       </w:r>
       <w:proofErr w:type="spellStart"/>
       <w:r>
@@ -62,21 +111,55 @@
       <w:r>
         <w:t xml:space="preserve"> </w:t>
       </w:r>
-      <w:proofErr w:type="spellStart"/>
-      <w:r>
-        <w:t>nos</w:t>
-      </w:r>
-      <w:proofErr w:type="spellEnd"/>
+      <w:sdt>
+        <w:sdtPr>
+          <w:alias w:val="Excel-Variable: Name"/>
+          <w:tag w:val="excelvar|Name|single|0|0|1|0"/>
+          <w:id w:val="1508406748"/>
+          <w:placeholder>
+            <w:docPart w:val="44550C5D9A456045849169E397898FC6"/>
+          </w:placeholder>
+        </w:sdtPr>
+        <w:sdtContent>
+          <w:r>
+            <w:t>Stefan</w:t>
+          </w:r>
+        </w:sdtContent>
+      </w:sdt>
       <w:r>
         <w:t xml:space="preserve"> </w:t>
       </w:r>
+      <w:r>
+        <w:t xml:space="preserve"> </w:t>
+      </w:r>
       <w:proofErr w:type="spellStart"/>
       <w:r>
         <w:t>eludet</w:t>
       </w:r>
       <w:proofErr w:type="spellEnd"/>
       <w:r>
-        <w:t xml:space="preserve">? Quem ad finem sese </w:t>
+        <w:t xml:space="preserve">? </w:t>
+      </w:r>
+      <w:sdt>
+        <w:sdtPr>
+          <w:alias w:val="Excel-Variable: Datum1"/>
+          <w:tag w:val="excelvar|Datum1|single|0|0|1|0"/>
+          <w:id w:val="-258603120"/>
+          <w:placeholder>
+            <w:docPart w:val="7C054F96C500A94BB5A8C29E2F496B44"/>
+          </w:placeholder>
+        </w:sdtPr>
+        <w:sdtContent>
+          <w:r>
+            <w:t>18.11.2026</w:t>
+          </w:r>
+        </w:sdtContent>
+      </w:sdt>
+      <w:r>
+        <w:t xml:space="preserve"> </w:t>
+      </w:r>
+      <w:r>
+        <w:t xml:space="preserve">ad finem sese </w:t>
       </w:r>
       <w:proofErr w:type="spellStart"/>
       <w:r>
@@ -365,738 +448,810 @@
       <w:proofErr w:type="spellEnd"/>
       <w:r>
         <w:t xml:space="preserve"> nostrum.</w:t>
+      </w:r>
+    </w:p>
+    <w:sdt>
+      <w:sdtPr>
+        <w:alias w:val="Excel-Variable: Name"/>
+        <w:tag w:val="excelvar|Name|single|0|0|1|0"/>
+        <w:id w:val="1600053002"/>
+        <w:placeholder>
+          <w:docPart w:val="A676E7042EA2D24D856A9807C1AD05E4"/>
+        </w:placeholder>
+      </w:sdtPr>
+      <w:sdtContent>
+        <w:p>
+          <w:r>
+            <w:t>Stefan</w:t>
+          </w:r>
+        </w:p>
+      </w:sdtContent>
+    </w:sdt>
+    <w:p>
+      <w:sdt>
+        <w:sdtPr>
+          <w:alias w:val="Excel-Variable: Vorname"/>
+          <w:tag w:val="excelvar|Vorname|single|0|0|1|0"/>
+          <w:id w:val="1261113228"/>
+          <w:placeholder>
+            <w:docPart w:val="C2D98255509F8D4CAD26EEE3C7F5FC20"/>
+          </w:placeholder>
+        </w:sdtPr>
+        <w:sdtContent>
+          <w:r>
+            <w:t>Hubenschmid</w:t>
+          </w:r>
+        </w:sdtContent>
+      </w:sdt>
+      <w:r>
+        <w:t xml:space="preserve">  </w:t>
+      </w:r>
+    </w:p>
+    <w:sdt>
+      <w:sdtPr>
+        <w:alias w:val="Excel-Variable: Datum1"/>
+        <w:tag w:val="excelvar|Datum1|single|0|0|1|0"/>
+        <w:id w:val="-1796511419"/>
+        <w:placeholder>
+          <w:docPart w:val="83791520C129404997F70ED8446940AF"/>
+        </w:placeholder>
+      </w:sdtPr>
+      <w:sdtContent>
+        <w:p>
+          <w:r>
+            <w:t>18.11.2026</w:t>
+          </w:r>
+        </w:p>
+      </w:sdtContent>
+    </w:sdt>
+    <w:p>
+      <w:sdt>
+        <w:sdtPr>
+          <w:alias w:val="Excel-Variable: Name"/>
+          <w:tag w:val="excelvar|Name|single|0|0|1|0"/>
+          <w:id w:val="-421563138"/>
+          <w:placeholder>
+            <w:docPart w:val="04ED9A8C245C4141A133D73D41E1242F"/>
+          </w:placeholder>
+        </w:sdtPr>
+        <w:sdtContent>
+          <w:r>
+            <w:t>Stefan</w:t>
+          </w:r>
+        </w:sdtContent>
+      </w:sdt>
+      <w:r>
+        <w:t xml:space="preserve"> </w:t>
+      </w:r>
+      <w:sdt>
+        <w:sdtPr>
+          <w:alias w:val="Excel-Variable: Vorname"/>
+          <w:tag w:val="excelvar|Vorname|single|0|0|1|0"/>
+          <w:id w:val="-1286884051"/>
+          <w:placeholder>
+            <w:docPart w:val="B45B55C468C32D46A808D410810B5CC9"/>
+          </w:placeholder>
+        </w:sdtPr>
+        <w:sdtContent>
+          <w:r>
+            <w:t>Hubenschmid</w:t>
+          </w:r>
+        </w:sdtContent>
+      </w:sdt>
+      <w:r>
+        <w:t xml:space="preserve">  </w:t>
       </w:r>
     </w:p>
     <w:p>
-      <w:r>
-        <w:t xml:space="preserve">Quo </w:t>
-      </w:r>
-      <w:proofErr w:type="spellStart"/>
-      <w:r>
-        <w:t>usque</w:t>
-      </w:r>
-      <w:proofErr w:type="spellEnd"/>
-      <w:r>
-        <w:t xml:space="preserve"> tandem </w:t>
-      </w:r>
-      <w:proofErr w:type="spellStart"/>
-      <w:r>
-        <w:t>abutere</w:t>
-      </w:r>
-      <w:proofErr w:type="spellEnd"/>
-      <w:r>
-        <w:t xml:space="preserve">, Catilina, </w:t>
-      </w:r>
-      <w:proofErr w:type="spellStart"/>
-      <w:r>
-        <w:t>patientia</w:t>
-      </w:r>
-      <w:proofErr w:type="spellEnd"/>
-      <w:r>
-        <w:t xml:space="preserve"> nostra? Quam </w:t>
-      </w:r>
-      <w:proofErr w:type="spellStart"/>
-      <w:r>
-        <w:t>diu</w:t>
-      </w:r>
-      <w:proofErr w:type="spellEnd"/>
+      <w:sdt>
+        <w:sdtPr>
+          <w:alias w:val="Excel-Variable: Prozent"/>
+          <w:tag w:val="excelvar|Prozent|single|0|0|1|0"/>
+          <w:id w:val="-1727213916"/>
+          <w:placeholder>
+            <w:docPart w:val="D194DB63F2993849BDB09771307E64DD"/>
+          </w:placeholder>
+        </w:sdtPr>
+        <w:sdtContent>
+          <w:r>
+            <w:t>12 %</w:t>
+          </w:r>
+        </w:sdtContent>
+      </w:sdt>
+      <w:r>
+        <w:t xml:space="preserve">     </w:t>
+      </w:r>
+      <w:sdt>
+        <w:sdtPr>
+          <w:alias w:val="Excel-Variable: Vorname"/>
+          <w:tag w:val="excelvar|Vorname|single|0|0|1|0"/>
+          <w:id w:val="1338882657"/>
+          <w:placeholder>
+            <w:docPart w:val="1A13064A10DE214AB9A8D922A095F2E5"/>
+          </w:placeholder>
+        </w:sdtPr>
+        <w:sdtContent>
+          <w:r>
+            <w:t>Hubenschmid</w:t>
+          </w:r>
+        </w:sdtContent>
+      </w:sdt>
       <w:r>
         <w:t xml:space="preserve"> </w:t>
       </w:r>
-      <w:proofErr w:type="spellStart"/>
-      <w:r>
-        <w:t>etiam</w:t>
-      </w:r>
-      <w:proofErr w:type="spellEnd"/>
-      <w:r>
-        <w:t xml:space="preserve"> furor </w:t>
-      </w:r>
-      <w:proofErr w:type="spellStart"/>
-      <w:r>
-        <w:t>iste</w:t>
-      </w:r>
-      <w:proofErr w:type="spellEnd"/>
+      <w:sdt>
+        <w:sdtPr>
+          <w:alias w:val="Excel-Variable: Name"/>
+          <w:tag w:val="excelvar|Name|single|0|0|1|0"/>
+          <w:id w:val="962543266"/>
+          <w:placeholder>
+            <w:docPart w:val="526EEF1A667CC747B9DFBD0463EEAABD"/>
+          </w:placeholder>
+        </w:sdtPr>
+        <w:sdtContent>
+          <w:r>
+            <w:t>Stefan</w:t>
+          </w:r>
+        </w:sdtContent>
+      </w:sdt>
       <w:r>
         <w:t xml:space="preserve"> </w:t>
-      </w:r>
-      <w:proofErr w:type="spellStart"/>
-      <w:r>
-        <w:t>tuus</w:t>
-      </w:r>
-      <w:proofErr w:type="spellEnd"/>
-      <w:r>
-        <w:t xml:space="preserve"> </w:t>
-      </w:r>
-      <w:proofErr w:type="spellStart"/>
-      <w:r>
-        <w:t>nos</w:t>
-      </w:r>
-      <w:proofErr w:type="spellEnd"/>
-      <w:r>
-        <w:t xml:space="preserve"> </w:t>
-      </w:r>
-      <w:proofErr w:type="spellStart"/>
-      <w:r>
-        <w:t>eludet</w:t>
-      </w:r>
-      <w:proofErr w:type="spellEnd"/>
-      <w:r>
-        <w:t xml:space="preserve">? Quem ad finem sese </w:t>
-      </w:r>
-      <w:proofErr w:type="spellStart"/>
-      <w:r>
-        <w:t>effrenata</w:t>
-      </w:r>
-      <w:proofErr w:type="spellEnd"/>
-      <w:r>
-        <w:t xml:space="preserve"> </w:t>
-      </w:r>
-      <w:proofErr w:type="spellStart"/>
-      <w:r>
-        <w:t>iactabit</w:t>
-      </w:r>
-      <w:proofErr w:type="spellEnd"/>
-      <w:r>
-        <w:t xml:space="preserve"> </w:t>
-      </w:r>
-      <w:proofErr w:type="spellStart"/>
-      <w:r>
-        <w:t>audacia</w:t>
-      </w:r>
-      <w:proofErr w:type="spellEnd"/>
-      <w:r>
-        <w:t xml:space="preserve">? </w:t>
-      </w:r>
-      <w:proofErr w:type="spellStart"/>
-      <w:r>
-        <w:t>Nihilne</w:t>
-      </w:r>
-      <w:proofErr w:type="spellEnd"/>
-      <w:r>
-        <w:t xml:space="preserve"> </w:t>
-      </w:r>
-      <w:proofErr w:type="spellStart"/>
-      <w:r>
-        <w:t>te</w:t>
-      </w:r>
-      <w:proofErr w:type="spellEnd"/>
-      <w:r>
-        <w:t xml:space="preserve"> </w:t>
-      </w:r>
-      <w:proofErr w:type="spellStart"/>
-      <w:r>
-        <w:t>nocturnum</w:t>
-      </w:r>
-      <w:proofErr w:type="spellEnd"/>
-      <w:r>
-        <w:t xml:space="preserve"> praesidium </w:t>
-      </w:r>
-      <w:proofErr w:type="spellStart"/>
-      <w:r>
-        <w:t>Palati</w:t>
-      </w:r>
-      <w:proofErr w:type="spellEnd"/>
-      <w:r>
-        <w:t xml:space="preserve">, nihil </w:t>
-      </w:r>
-      <w:proofErr w:type="spellStart"/>
-      <w:r>
-        <w:t>urbis</w:t>
-      </w:r>
-      <w:proofErr w:type="spellEnd"/>
-      <w:r>
-        <w:t xml:space="preserve"> </w:t>
-      </w:r>
-      <w:proofErr w:type="spellStart"/>
-      <w:r>
-        <w:t>vigiliae</w:t>
-      </w:r>
-      <w:proofErr w:type="spellEnd"/>
-      <w:r>
-        <w:t xml:space="preserve">, nihil </w:t>
-      </w:r>
-      <w:proofErr w:type="spellStart"/>
-      <w:r>
-        <w:t>timor</w:t>
-      </w:r>
-      <w:proofErr w:type="spellEnd"/>
-      <w:r>
-        <w:t xml:space="preserve"> populi, nihil concursus </w:t>
-      </w:r>
-      <w:proofErr w:type="spellStart"/>
-      <w:r>
-        <w:t>bonorum</w:t>
-      </w:r>
-      <w:proofErr w:type="spellEnd"/>
-      <w:r>
-        <w:t xml:space="preserve"> omnium, nihil hic </w:t>
-      </w:r>
-      <w:proofErr w:type="spellStart"/>
-      <w:r>
-        <w:t>munitissimus</w:t>
-      </w:r>
-      <w:proofErr w:type="spellEnd"/>
-      <w:r>
-        <w:t xml:space="preserve"> </w:t>
-      </w:r>
-      <w:proofErr w:type="spellStart"/>
-      <w:r>
-        <w:t>habendi</w:t>
-      </w:r>
-      <w:proofErr w:type="spellEnd"/>
-      <w:r>
-        <w:t xml:space="preserve"> senatus locus, nihil </w:t>
-      </w:r>
-      <w:proofErr w:type="spellStart"/>
-      <w:r>
-        <w:t>horum</w:t>
-      </w:r>
-      <w:proofErr w:type="spellEnd"/>
-      <w:r>
-        <w:t xml:space="preserve"> ora </w:t>
-      </w:r>
-      <w:proofErr w:type="spellStart"/>
-      <w:r>
-        <w:t>vultusque</w:t>
-      </w:r>
-      <w:proofErr w:type="spellEnd"/>
-      <w:r>
-        <w:t xml:space="preserve"> </w:t>
-      </w:r>
-      <w:proofErr w:type="spellStart"/>
-      <w:r>
-        <w:t>moverunt</w:t>
-      </w:r>
-      <w:proofErr w:type="spellEnd"/>
-      <w:r>
-        <w:t xml:space="preserve">? O </w:t>
-      </w:r>
-      <w:proofErr w:type="spellStart"/>
-      <w:r>
-        <w:t>tempora</w:t>
-      </w:r>
-      <w:proofErr w:type="spellEnd"/>
-      <w:r>
-        <w:t xml:space="preserve">, o mores! Senatus haec </w:t>
-      </w:r>
-      <w:proofErr w:type="spellStart"/>
-      <w:r>
-        <w:t>intellegit</w:t>
-      </w:r>
-      <w:proofErr w:type="spellEnd"/>
-      <w:r>
-        <w:t xml:space="preserve">, consul </w:t>
-      </w:r>
-      <w:proofErr w:type="spellStart"/>
-      <w:r>
-        <w:t>videt</w:t>
-      </w:r>
-      <w:proofErr w:type="spellEnd"/>
-      <w:r>
-        <w:t xml:space="preserve">; hic </w:t>
-      </w:r>
-      <w:proofErr w:type="spellStart"/>
-      <w:r>
-        <w:t>tamen</w:t>
-      </w:r>
-      <w:proofErr w:type="spellEnd"/>
-      <w:r>
-        <w:t xml:space="preserve"> </w:t>
-      </w:r>
-      <w:proofErr w:type="spellStart"/>
-      <w:r>
-        <w:t>vivit</w:t>
-      </w:r>
-      <w:proofErr w:type="spellEnd"/>
-      <w:r>
-        <w:t xml:space="preserve">. </w:t>
-      </w:r>
-      <w:proofErr w:type="spellStart"/>
-      <w:r>
-        <w:t>Vivit</w:t>
-      </w:r>
-      <w:proofErr w:type="spellEnd"/>
-      <w:r>
-        <w:t xml:space="preserve">? </w:t>
-      </w:r>
-      <w:proofErr w:type="spellStart"/>
-      <w:r>
-        <w:t>immo</w:t>
-      </w:r>
-      <w:proofErr w:type="spellEnd"/>
-      <w:r>
-        <w:t xml:space="preserve"> </w:t>
-      </w:r>
-      <w:proofErr w:type="spellStart"/>
-      <w:r>
-        <w:t>vero</w:t>
-      </w:r>
-      <w:proofErr w:type="spellEnd"/>
-      <w:r>
-        <w:t xml:space="preserve"> </w:t>
-      </w:r>
-      <w:proofErr w:type="spellStart"/>
-      <w:r>
-        <w:t>etiam</w:t>
-      </w:r>
-      <w:proofErr w:type="spellEnd"/>
-      <w:r>
-        <w:t xml:space="preserve"> in </w:t>
-      </w:r>
-      <w:proofErr w:type="spellStart"/>
-      <w:r>
-        <w:t>senatum</w:t>
-      </w:r>
-      <w:proofErr w:type="spellEnd"/>
-      <w:r>
-        <w:t xml:space="preserve"> </w:t>
-      </w:r>
-      <w:proofErr w:type="spellStart"/>
-      <w:r>
-        <w:t>venit</w:t>
-      </w:r>
-      <w:proofErr w:type="spellEnd"/>
-      <w:r>
-        <w:t xml:space="preserve">, fit </w:t>
-      </w:r>
-      <w:proofErr w:type="spellStart"/>
-      <w:r>
-        <w:t>publici</w:t>
-      </w:r>
-      <w:proofErr w:type="spellEnd"/>
-      <w:r>
-        <w:t xml:space="preserve"> </w:t>
-      </w:r>
-      <w:proofErr w:type="spellStart"/>
-      <w:r>
-        <w:t>consilii</w:t>
-      </w:r>
-      <w:proofErr w:type="spellEnd"/>
-      <w:r>
-        <w:t xml:space="preserve"> </w:t>
-      </w:r>
-      <w:proofErr w:type="spellStart"/>
-      <w:r>
-        <w:t>particeps</w:t>
-      </w:r>
-      <w:proofErr w:type="spellEnd"/>
-      <w:r>
-        <w:t xml:space="preserve">, </w:t>
-      </w:r>
-      <w:proofErr w:type="spellStart"/>
-      <w:r>
-        <w:t>notat</w:t>
-      </w:r>
-      <w:proofErr w:type="spellEnd"/>
-      <w:r>
-        <w:t xml:space="preserve"> et </w:t>
-      </w:r>
-      <w:proofErr w:type="spellStart"/>
-      <w:r>
-        <w:t>designat</w:t>
-      </w:r>
-      <w:proofErr w:type="spellEnd"/>
-      <w:r>
-        <w:t xml:space="preserve"> </w:t>
-      </w:r>
-      <w:proofErr w:type="spellStart"/>
-      <w:r>
-        <w:t>oculis</w:t>
-      </w:r>
-      <w:proofErr w:type="spellEnd"/>
-      <w:r>
-        <w:t xml:space="preserve"> </w:t>
-      </w:r>
-      <w:proofErr w:type="spellStart"/>
-      <w:r>
-        <w:t>ad</w:t>
-      </w:r>
-      <w:proofErr w:type="spellEnd"/>
-      <w:r>
-        <w:t xml:space="preserve"> </w:t>
-      </w:r>
-      <w:proofErr w:type="spellStart"/>
-      <w:r>
-        <w:t>caedem</w:t>
-      </w:r>
-      <w:proofErr w:type="spellEnd"/>
-      <w:r>
-        <w:t xml:space="preserve"> unum </w:t>
-      </w:r>
-      <w:proofErr w:type="spellStart"/>
-      <w:r>
-        <w:t>quemque</w:t>
-      </w:r>
-      <w:proofErr w:type="spellEnd"/>
-      <w:r>
-        <w:t xml:space="preserve"> nostrum.</w:t>
       </w:r>
     </w:p>
     <w:p>
-      <w:r>
-        <w:t xml:space="preserve">Quo </w:t>
-      </w:r>
-      <w:proofErr w:type="spellStart"/>
-      <w:r>
-        <w:t>usque</w:t>
-      </w:r>
-      <w:proofErr w:type="spellEnd"/>
-      <w:r>
-        <w:t xml:space="preserve"> tandem </w:t>
-      </w:r>
-      <w:proofErr w:type="spellStart"/>
-      <w:r>
-        <w:t>abutere</w:t>
-      </w:r>
-      <w:proofErr w:type="spellEnd"/>
-      <w:r>
-        <w:t xml:space="preserve">, Catilina, </w:t>
-      </w:r>
-      <w:proofErr w:type="spellStart"/>
-      <w:r>
-        <w:t>patientia</w:t>
-      </w:r>
-      <w:proofErr w:type="spellEnd"/>
-      <w:r>
-        <w:t xml:space="preserve"> nostra? Quam </w:t>
-      </w:r>
-      <w:proofErr w:type="spellStart"/>
-      <w:r>
-        <w:t>diu</w:t>
-      </w:r>
-      <w:proofErr w:type="spellEnd"/>
-      <w:r>
-        <w:t xml:space="preserve"> </w:t>
-      </w:r>
-      <w:proofErr w:type="spellStart"/>
-      <w:r>
-        <w:t>etiam</w:t>
-      </w:r>
-      <w:proofErr w:type="spellEnd"/>
-      <w:r>
-        <w:t xml:space="preserve"> furor </w:t>
-      </w:r>
-      <w:proofErr w:type="spellStart"/>
-      <w:r>
-        <w:t>iste</w:t>
-      </w:r>
-      <w:proofErr w:type="spellEnd"/>
-      <w:r>
-        <w:t xml:space="preserve"> </w:t>
-      </w:r>
-      <w:proofErr w:type="spellStart"/>
-      <w:r>
-        <w:t>tuus</w:t>
-      </w:r>
-      <w:proofErr w:type="spellEnd"/>
-      <w:r>
-        <w:t xml:space="preserve"> </w:t>
-      </w:r>
-      <w:proofErr w:type="spellStart"/>
-      <w:r>
-        <w:t>nos</w:t>
-      </w:r>
-      <w:proofErr w:type="spellEnd"/>
-      <w:r>
-        <w:t xml:space="preserve"> </w:t>
-      </w:r>
-      <w:proofErr w:type="spellStart"/>
-      <w:r>
-        <w:t>eludet</w:t>
-      </w:r>
-      <w:proofErr w:type="spellEnd"/>
-      <w:r>
-        <w:t xml:space="preserve">? Quem ad finem sese </w:t>
-      </w:r>
-      <w:proofErr w:type="spellStart"/>
-      <w:r>
-        <w:t>effrenata</w:t>
-      </w:r>
-      <w:proofErr w:type="spellEnd"/>
-      <w:r>
-        <w:t xml:space="preserve"> </w:t>
-      </w:r>
-      <w:proofErr w:type="spellStart"/>
-      <w:r>
-        <w:t>iactabit</w:t>
-      </w:r>
-      <w:proofErr w:type="spellEnd"/>
-      <w:r>
-        <w:t xml:space="preserve"> </w:t>
-      </w:r>
-      <w:proofErr w:type="spellStart"/>
-      <w:r>
-        <w:t>audacia</w:t>
-      </w:r>
-      <w:proofErr w:type="spellEnd"/>
-      <w:r>
-        <w:t xml:space="preserve">? </w:t>
-      </w:r>
-      <w:proofErr w:type="spellStart"/>
-      <w:r>
-        <w:t>Nihilne</w:t>
-      </w:r>
-      <w:proofErr w:type="spellEnd"/>
-      <w:r>
-        <w:t xml:space="preserve"> </w:t>
-      </w:r>
-      <w:proofErr w:type="spellStart"/>
-      <w:r>
-        <w:t>te</w:t>
-      </w:r>
-      <w:proofErr w:type="spellEnd"/>
-      <w:r>
-        <w:t xml:space="preserve"> </w:t>
-      </w:r>
-      <w:proofErr w:type="spellStart"/>
-      <w:r>
-        <w:t>nocturnum</w:t>
-      </w:r>
-      <w:proofErr w:type="spellEnd"/>
-      <w:r>
-        <w:t xml:space="preserve"> praesidium </w:t>
-      </w:r>
-      <w:proofErr w:type="spellStart"/>
-      <w:r>
-        <w:t>Palati</w:t>
-      </w:r>
-      <w:proofErr w:type="spellEnd"/>
-      <w:r>
-        <w:t xml:space="preserve">, nihil </w:t>
-      </w:r>
-      <w:proofErr w:type="spellStart"/>
-      <w:r>
-        <w:t>urbis</w:t>
-      </w:r>
-      <w:proofErr w:type="spellEnd"/>
-      <w:r>
-        <w:t xml:space="preserve"> </w:t>
-      </w:r>
-      <w:proofErr w:type="spellStart"/>
-      <w:r>
-        <w:t>vigiliae</w:t>
-      </w:r>
-      <w:proofErr w:type="spellEnd"/>
-      <w:r>
-        <w:t xml:space="preserve">, nihil </w:t>
-      </w:r>
-      <w:proofErr w:type="spellStart"/>
-      <w:r>
-        <w:t>timor</w:t>
-      </w:r>
-      <w:proofErr w:type="spellEnd"/>
-      <w:r>
-        <w:t xml:space="preserve"> populi, nihil concursus </w:t>
-      </w:r>
-      <w:proofErr w:type="spellStart"/>
-      <w:r>
-        <w:t>bonorum</w:t>
-      </w:r>
-      <w:proofErr w:type="spellEnd"/>
-      <w:r>
-        <w:t xml:space="preserve"> omnium, nihil hic </w:t>
-      </w:r>
-      <w:proofErr w:type="spellStart"/>
-      <w:r>
-        <w:t>munitissimus</w:t>
-      </w:r>
-      <w:proofErr w:type="spellEnd"/>
-      <w:r>
-        <w:t xml:space="preserve"> </w:t>
-      </w:r>
-      <w:proofErr w:type="spellStart"/>
-      <w:r>
-        <w:t>habendi</w:t>
-      </w:r>
-      <w:proofErr w:type="spellEnd"/>
-      <w:r>
-        <w:t xml:space="preserve"> senatus locus, nihil </w:t>
-      </w:r>
-      <w:proofErr w:type="spellStart"/>
-      <w:r>
-        <w:t>horum</w:t>
-      </w:r>
-      <w:proofErr w:type="spellEnd"/>
-      <w:r>
-        <w:t xml:space="preserve"> ora </w:t>
-      </w:r>
-      <w:proofErr w:type="spellStart"/>
-      <w:r>
-        <w:t>vultusque</w:t>
-      </w:r>
-      <w:proofErr w:type="spellEnd"/>
-      <w:r>
-        <w:t xml:space="preserve"> </w:t>
-      </w:r>
-      <w:proofErr w:type="spellStart"/>
-      <w:r>
-        <w:t>moverunt</w:t>
-      </w:r>
-      <w:proofErr w:type="spellEnd"/>
-      <w:r>
-        <w:t xml:space="preserve">? O </w:t>
-      </w:r>
-      <w:proofErr w:type="spellStart"/>
-      <w:r>
-        <w:t>tempora</w:t>
-      </w:r>
-      <w:proofErr w:type="spellEnd"/>
-      <w:r>
-        <w:t xml:space="preserve">, o mores! Senatus haec </w:t>
-      </w:r>
-      <w:proofErr w:type="spellStart"/>
-      <w:r>
-        <w:t>intellegit</w:t>
-      </w:r>
-      <w:proofErr w:type="spellEnd"/>
-      <w:r>
-        <w:t xml:space="preserve">, consul </w:t>
-      </w:r>
-      <w:proofErr w:type="spellStart"/>
-      <w:r>
-        <w:t>videt</w:t>
-      </w:r>
-      <w:proofErr w:type="spellEnd"/>
-      <w:r>
-        <w:t xml:space="preserve">; hic </w:t>
-      </w:r>
-      <w:proofErr w:type="spellStart"/>
-      <w:r>
-        <w:t>tamen</w:t>
-      </w:r>
-      <w:proofErr w:type="spellEnd"/>
-      <w:r>
-        <w:t xml:space="preserve"> </w:t>
-      </w:r>
-      <w:proofErr w:type="spellStart"/>
-      <w:r>
-        <w:t>vivit</w:t>
-      </w:r>
-      <w:proofErr w:type="spellEnd"/>
-      <w:r>
-        <w:t xml:space="preserve">. </w:t>
-      </w:r>
-      <w:proofErr w:type="spellStart"/>
-      <w:r>
-        <w:t>Vivit</w:t>
-      </w:r>
-      <w:proofErr w:type="spellEnd"/>
-      <w:r>
-        <w:t xml:space="preserve">? </w:t>
-      </w:r>
-      <w:proofErr w:type="spellStart"/>
-      <w:r>
-        <w:t>immo</w:t>
-      </w:r>
-      <w:proofErr w:type="spellEnd"/>
-      <w:r>
-        <w:t xml:space="preserve"> </w:t>
-      </w:r>
-      <w:proofErr w:type="spellStart"/>
-      <w:r>
-        <w:t>vero</w:t>
-      </w:r>
-      <w:proofErr w:type="spellEnd"/>
-      <w:r>
-        <w:t xml:space="preserve"> </w:t>
-      </w:r>
-      <w:proofErr w:type="spellStart"/>
-      <w:r>
-        <w:t>etiam</w:t>
-      </w:r>
-      <w:proofErr w:type="spellEnd"/>
-      <w:r>
-        <w:t xml:space="preserve"> in </w:t>
-      </w:r>
-      <w:proofErr w:type="spellStart"/>
-      <w:r>
-        <w:t>senatum</w:t>
-      </w:r>
-      <w:proofErr w:type="spellEnd"/>
-      <w:r>
-        <w:t xml:space="preserve"> </w:t>
-      </w:r>
-      <w:proofErr w:type="spellStart"/>
-      <w:r>
-        <w:t>venit</w:t>
-      </w:r>
-      <w:proofErr w:type="spellEnd"/>
-      <w:r>
-        <w:t xml:space="preserve">, fit </w:t>
-      </w:r>
-      <w:proofErr w:type="spellStart"/>
-      <w:r>
-        <w:t>publici</w:t>
-      </w:r>
-      <w:proofErr w:type="spellEnd"/>
-      <w:r>
-        <w:t xml:space="preserve"> </w:t>
-      </w:r>
-      <w:proofErr w:type="spellStart"/>
-      <w:r>
-        <w:t>consilii</w:t>
-      </w:r>
-      <w:proofErr w:type="spellEnd"/>
-      <w:r>
-        <w:t xml:space="preserve"> </w:t>
-      </w:r>
-      <w:proofErr w:type="spellStart"/>
-      <w:r>
-        <w:t>particeps</w:t>
-      </w:r>
-      <w:proofErr w:type="spellEnd"/>
-      <w:r>
-        <w:t xml:space="preserve">, </w:t>
-      </w:r>
-      <w:proofErr w:type="spellStart"/>
-      <w:r>
-        <w:t>notat</w:t>
-      </w:r>
-      <w:proofErr w:type="spellEnd"/>
-      <w:r>
-        <w:t xml:space="preserve"> et </w:t>
-      </w:r>
-      <w:proofErr w:type="spellStart"/>
-      <w:r>
-        <w:t>designat</w:t>
-      </w:r>
-      <w:proofErr w:type="spellEnd"/>
-      <w:r>
-        <w:t xml:space="preserve"> </w:t>
-      </w:r>
-      <w:proofErr w:type="spellStart"/>
-      <w:r>
-        <w:t>oculis</w:t>
-      </w:r>
-      <w:proofErr w:type="spellEnd"/>
-      <w:r>
-        <w:t xml:space="preserve"> </w:t>
-      </w:r>
-      <w:proofErr w:type="spellStart"/>
-      <w:r>
-        <w:t>ad</w:t>
-      </w:r>
-      <w:proofErr w:type="spellEnd"/>
-      <w:r>
-        <w:t xml:space="preserve"> </w:t>
-      </w:r>
-      <w:proofErr w:type="spellStart"/>
-      <w:r>
-        <w:t>caedem</w:t>
-      </w:r>
-      <w:proofErr w:type="spellEnd"/>
-      <w:r>
-        <w:t xml:space="preserve"> unum </w:t>
-      </w:r>
-      <w:proofErr w:type="spellStart"/>
-      <w:r>
-        <w:t>quemque</w:t>
-      </w:r>
-      <w:proofErr w:type="spellEnd"/>
-      <w:r>
-        <w:t xml:space="preserve"> nostrum.</w:t>
-      </w:r>
+      <w:pPr>
+        <w:rPr>
+          <w:highlight w:val="yellow"/>
+        </w:rPr>
+      </w:pPr>
+      <w:proofErr w:type="spellStart"/>
+      <w:r>
+        <w:t>kkkkkkkk</w:t>
+      </w:r>
+      <w:proofErr w:type="spellEnd"/>
     </w:p>
+    <w:p>
+      <w:pPr>
+        <w:rPr>
+          <w:highlight w:val="yellow"/>
+        </w:rPr>
+      </w:pPr>
+    </w:p>
+    <w:sdt>
+      <w:sdtPr>
+        <w:rPr>
+          <w:highlight w:val="yellow"/>
+        </w:rPr>
+        <w:alias w:val="Excel-Variable: Tab2ddd"/>
+        <w:tag w:val="excelvar|Tab2ddd|table|0|1|0|1"/>
+        <w:id w:val="650411536"/>
+        <w:placeholder>
+          <w:docPart w:val="7E95AFE77384054ABF1F1BC7F3FCB308"/>
+        </w:placeholder>
+      </w:sdtPr>
+      <w:sdtContent>
+        <w:p>
+          <w:pPr>
+            <w:rPr>
+              <w:highlight w:val="yellow"/>
+            </w:rPr>
+          </w:pPr>
+        </w:p>
+        <w:tbl>
+          <w:tblPr>
+            <w:tblW w:w="0" w:type="dxa"/>
+            <w:tblCellMar>
+              <w:top w:w="15" w:type="dxa"/>
+              <w:left w:w="15" w:type="dxa"/>
+              <w:bottom w:w="15" w:type="dxa"/>
+              <w:right w:w="15" w:type="dxa"/>
+            </w:tblCellMar>
+            <w:tblLook w:val="04A0" w:firstRow="1" w:lastRow="0" w:firstColumn="1" w:lastColumn="0" w:noHBand="0" w:noVBand="1"/>
+          </w:tblPr>
+          <w:tblGrid>
+            <w:gridCol w:w="703"/>
+            <w:gridCol w:w="569"/>
+            <w:gridCol w:w="1299"/>
+          </w:tblGrid>
+          <w:tr>
+            <w:tc>
+              <w:tcPr>
+                <w:tcW w:w="0" w:type="auto"/>
+                <w:tcBorders>
+                  <w:top w:val="single" w:sz="6" w:space="0" w:color="666666"/>
+                  <w:left w:val="single" w:sz="6" w:space="0" w:color="666666"/>
+                  <w:bottom w:val="single" w:sz="6" w:space="0" w:color="666666"/>
+                  <w:right w:val="single" w:sz="6" w:space="0" w:color="666666"/>
+                </w:tcBorders>
+                <w:tcMar>
+                  <w:top w:w="90" w:type="dxa"/>
+                  <w:left w:w="120" w:type="dxa"/>
+                  <w:bottom w:w="90" w:type="dxa"/>
+                  <w:right w:w="120" w:type="dxa"/>
+                </w:tcMar>
+                <w:hideMark/>
+              </w:tcPr>
+              <w:p>
+                <w:pPr>
+                  <w:rPr>
+                    <w:rFonts w:ascii="Calibri" w:eastAsia="Times New Roman" w:hAnsi="Calibri" w:cs="Calibri"/>
+                  </w:rPr>
+                </w:pPr>
+                <w:proofErr w:type="spellStart"/>
+                <w:r>
+                  <w:rPr>
+                    <w:rFonts w:ascii="Calibri" w:eastAsia="Times New Roman" w:hAnsi="Calibri" w:cs="Calibri"/>
+                  </w:rPr>
+                  <w:t>qqqq</w:t>
+                </w:r>
+                <w:proofErr w:type="spellEnd"/>
+              </w:p>
+            </w:tc>
+            <w:tc>
+              <w:tcPr>
+                <w:tcW w:w="0" w:type="auto"/>
+                <w:tcBorders>
+                  <w:top w:val="single" w:sz="6" w:space="0" w:color="666666"/>
+                  <w:left w:val="single" w:sz="6" w:space="0" w:color="666666"/>
+                  <w:bottom w:val="single" w:sz="6" w:space="0" w:color="666666"/>
+                  <w:right w:val="single" w:sz="6" w:space="0" w:color="666666"/>
+                </w:tcBorders>
+                <w:tcMar>
+                  <w:top w:w="90" w:type="dxa"/>
+                  <w:left w:w="120" w:type="dxa"/>
+                  <w:bottom w:w="90" w:type="dxa"/>
+                  <w:right w:w="120" w:type="dxa"/>
+                </w:tcMar>
+                <w:hideMark/>
+              </w:tcPr>
+              <w:p>
+                <w:pPr>
+                  <w:rPr>
+                    <w:rFonts w:ascii="Calibri" w:eastAsia="Times New Roman" w:hAnsi="Calibri" w:cs="Calibri"/>
+                  </w:rPr>
+                </w:pPr>
+                <w:proofErr w:type="spellStart"/>
+                <w:r>
+                  <w:rPr>
+                    <w:rFonts w:ascii="Calibri" w:eastAsia="Times New Roman" w:hAnsi="Calibri" w:cs="Calibri"/>
+                  </w:rPr>
+                  <w:t>eee</w:t>
+                </w:r>
+                <w:proofErr w:type="spellEnd"/>
+              </w:p>
+            </w:tc>
+            <w:tc>
+              <w:tcPr>
+                <w:tcW w:w="0" w:type="auto"/>
+                <w:tcBorders>
+                  <w:top w:val="single" w:sz="6" w:space="0" w:color="666666"/>
+                  <w:left w:val="single" w:sz="6" w:space="0" w:color="666666"/>
+                  <w:bottom w:val="single" w:sz="6" w:space="0" w:color="666666"/>
+                  <w:right w:val="single" w:sz="6" w:space="0" w:color="666666"/>
+                </w:tcBorders>
+                <w:tcMar>
+                  <w:top w:w="90" w:type="dxa"/>
+                  <w:left w:w="120" w:type="dxa"/>
+                  <w:bottom w:w="90" w:type="dxa"/>
+                  <w:right w:w="120" w:type="dxa"/>
+                </w:tcMar>
+                <w:hideMark/>
+              </w:tcPr>
+              <w:p>
+                <w:pPr>
+                  <w:rPr>
+                    <w:rFonts w:ascii="Calibri" w:eastAsia="Times New Roman" w:hAnsi="Calibri" w:cs="Calibri"/>
+                  </w:rPr>
+                </w:pPr>
+                <w:proofErr w:type="spellStart"/>
+                <w:r>
+                  <w:rPr>
+                    <w:rFonts w:ascii="Calibri" w:eastAsia="Times New Roman" w:hAnsi="Calibri" w:cs="Calibri"/>
+                  </w:rPr>
+                  <w:t>rrr</w:t>
+                </w:r>
+                <w:proofErr w:type="spellEnd"/>
+                <w:r>
+                  <w:rPr>
+                    <w:rFonts w:ascii="Calibri" w:eastAsia="Times New Roman" w:hAnsi="Calibri" w:cs="Calibri"/>
+                  </w:rPr>
+                  <w:t xml:space="preserve"> </w:t>
+                </w:r>
+                <w:proofErr w:type="spellStart"/>
+                <w:r>
+                  <w:rPr>
+                    <w:rFonts w:ascii="Calibri" w:eastAsia="Times New Roman" w:hAnsi="Calibri" w:cs="Calibri"/>
+                  </w:rPr>
+                  <w:t>tttt</w:t>
+                </w:r>
+                <w:proofErr w:type="spellEnd"/>
+                <w:r>
+                  <w:rPr>
+                    <w:rFonts w:ascii="Calibri" w:eastAsia="Times New Roman" w:hAnsi="Calibri" w:cs="Calibri"/>
+                  </w:rPr>
+                  <w:t xml:space="preserve"> </w:t>
+                </w:r>
+                <w:proofErr w:type="spellStart"/>
+                <w:r>
+                  <w:rPr>
+                    <w:rFonts w:ascii="Calibri" w:eastAsia="Times New Roman" w:hAnsi="Calibri" w:cs="Calibri"/>
+                  </w:rPr>
+                  <w:t>zzzzz</w:t>
+                </w:r>
+                <w:proofErr w:type="spellEnd"/>
+              </w:p>
+            </w:tc>
+          </w:tr>
+          <w:tr>
+            <w:tc>
+              <w:tcPr>
+                <w:tcW w:w="0" w:type="auto"/>
+                <w:tcBorders>
+                  <w:top w:val="single" w:sz="6" w:space="0" w:color="666666"/>
+                  <w:left w:val="single" w:sz="6" w:space="0" w:color="666666"/>
+                  <w:bottom w:val="single" w:sz="6" w:space="0" w:color="666666"/>
+                  <w:right w:val="single" w:sz="6" w:space="0" w:color="666666"/>
+                </w:tcBorders>
+                <w:tcMar>
+                  <w:top w:w="90" w:type="dxa"/>
+                  <w:left w:w="120" w:type="dxa"/>
+                  <w:bottom w:w="90" w:type="dxa"/>
+                  <w:right w:w="120" w:type="dxa"/>
+                </w:tcMar>
+                <w:hideMark/>
+              </w:tcPr>
+              <w:p>
+                <w:pPr>
+                  <w:rPr>
+                    <w:rFonts w:ascii="Calibri" w:eastAsia="Times New Roman" w:hAnsi="Calibri" w:cs="Calibri"/>
+                  </w:rPr>
+                </w:pPr>
+                <w:r>
+                  <w:rPr>
+                    <w:rFonts w:ascii="Calibri" w:eastAsia="Times New Roman" w:hAnsi="Calibri" w:cs="Calibri"/>
+                  </w:rPr>
+                  <w:t>55</w:t>
+                </w:r>
+              </w:p>
+            </w:tc>
+            <w:tc>
+              <w:tcPr>
+                <w:tcW w:w="0" w:type="auto"/>
+                <w:tcBorders>
+                  <w:top w:val="single" w:sz="6" w:space="0" w:color="666666"/>
+                  <w:left w:val="single" w:sz="6" w:space="0" w:color="666666"/>
+                  <w:bottom w:val="single" w:sz="6" w:space="0" w:color="666666"/>
+                  <w:right w:val="single" w:sz="6" w:space="0" w:color="666666"/>
+                </w:tcBorders>
+                <w:tcMar>
+                  <w:top w:w="90" w:type="dxa"/>
+                  <w:left w:w="120" w:type="dxa"/>
+                  <w:bottom w:w="90" w:type="dxa"/>
+                  <w:right w:w="120" w:type="dxa"/>
+                </w:tcMar>
+                <w:hideMark/>
+              </w:tcPr>
+              <w:p>
+                <w:pPr>
+                  <w:rPr>
+                    <w:rFonts w:ascii="Calibri" w:eastAsia="Times New Roman" w:hAnsi="Calibri" w:cs="Calibri"/>
+                  </w:rPr>
+                </w:pPr>
+                <w:r>
+                  <w:rPr>
+                    <w:rFonts w:ascii="Calibri" w:eastAsia="Times New Roman" w:hAnsi="Calibri" w:cs="Calibri"/>
+                  </w:rPr>
+                  <w:t>5</w:t>
+                </w:r>
+              </w:p>
+            </w:tc>
+            <w:tc>
+              <w:tcPr>
+                <w:tcW w:w="0" w:type="auto"/>
+                <w:tcBorders>
+                  <w:top w:val="single" w:sz="6" w:space="0" w:color="666666"/>
+                  <w:left w:val="single" w:sz="6" w:space="0" w:color="666666"/>
+                  <w:bottom w:val="single" w:sz="6" w:space="0" w:color="666666"/>
+                  <w:right w:val="single" w:sz="6" w:space="0" w:color="666666"/>
+                </w:tcBorders>
+                <w:tcMar>
+                  <w:top w:w="90" w:type="dxa"/>
+                  <w:left w:w="120" w:type="dxa"/>
+                  <w:bottom w:w="90" w:type="dxa"/>
+                  <w:right w:w="120" w:type="dxa"/>
+                </w:tcMar>
+                <w:hideMark/>
+              </w:tcPr>
+              <w:p>
+                <w:pPr>
+                  <w:rPr>
+                    <w:rFonts w:ascii="Calibri" w:eastAsia="Times New Roman" w:hAnsi="Calibri" w:cs="Calibri"/>
+                  </w:rPr>
+                </w:pPr>
+                <w:r>
+                  <w:rPr>
+                    <w:rFonts w:ascii="Calibri" w:eastAsia="Times New Roman" w:hAnsi="Calibri" w:cs="Calibri"/>
+                  </w:rPr>
+                  <w:t>33</w:t>
+                </w:r>
+              </w:p>
+            </w:tc>
+          </w:tr>
+          <w:tr>
+            <w:tc>
+              <w:tcPr>
+                <w:tcW w:w="0" w:type="auto"/>
+                <w:tcBorders>
+                  <w:top w:val="single" w:sz="6" w:space="0" w:color="666666"/>
+                  <w:left w:val="single" w:sz="6" w:space="0" w:color="666666"/>
+                  <w:bottom w:val="single" w:sz="6" w:space="0" w:color="666666"/>
+                  <w:right w:val="single" w:sz="6" w:space="0" w:color="666666"/>
+                </w:tcBorders>
+                <w:tcMar>
+                  <w:top w:w="90" w:type="dxa"/>
+                  <w:left w:w="120" w:type="dxa"/>
+                  <w:bottom w:w="90" w:type="dxa"/>
+                  <w:right w:w="120" w:type="dxa"/>
+                </w:tcMar>
+                <w:hideMark/>
+              </w:tcPr>
+              <w:p>
+                <w:pPr>
+                  <w:rPr>
+                    <w:rFonts w:ascii="Calibri" w:eastAsia="Times New Roman" w:hAnsi="Calibri" w:cs="Calibri"/>
+                  </w:rPr>
+                </w:pPr>
+                <w:r>
+                  <w:rPr>
+                    <w:rFonts w:ascii="Calibri" w:eastAsia="Times New Roman" w:hAnsi="Calibri" w:cs="Calibri"/>
+                  </w:rPr>
+                  <w:t>555</w:t>
+                </w:r>
+              </w:p>
+            </w:tc>
+            <w:tc>
+              <w:tcPr>
+                <w:tcW w:w="0" w:type="auto"/>
+                <w:tcBorders>
+                  <w:top w:val="single" w:sz="6" w:space="0" w:color="666666"/>
+                  <w:left w:val="single" w:sz="6" w:space="0" w:color="666666"/>
+                  <w:bottom w:val="single" w:sz="6" w:space="0" w:color="666666"/>
+                  <w:right w:val="single" w:sz="6" w:space="0" w:color="666666"/>
+                </w:tcBorders>
+                <w:tcMar>
+                  <w:top w:w="90" w:type="dxa"/>
+                  <w:left w:w="120" w:type="dxa"/>
+                  <w:bottom w:w="90" w:type="dxa"/>
+                  <w:right w:w="120" w:type="dxa"/>
+                </w:tcMar>
+                <w:hideMark/>
+              </w:tcPr>
+              <w:p>
+                <w:pPr>
+                  <w:rPr>
+                    <w:rFonts w:ascii="Calibri" w:eastAsia="Times New Roman" w:hAnsi="Calibri" w:cs="Calibri"/>
+                  </w:rPr>
+                </w:pPr>
+                <w:r>
+                  <w:rPr>
+                    <w:rFonts w:ascii="Calibri" w:eastAsia="Times New Roman" w:hAnsi="Calibri" w:cs="Calibri"/>
+                  </w:rPr>
+                  <w:t>55</w:t>
+                </w:r>
+              </w:p>
+            </w:tc>
+            <w:tc>
+              <w:tcPr>
+                <w:tcW w:w="0" w:type="auto"/>
+                <w:tcBorders>
+                  <w:top w:val="single" w:sz="6" w:space="0" w:color="666666"/>
+                  <w:left w:val="single" w:sz="6" w:space="0" w:color="666666"/>
+                  <w:bottom w:val="single" w:sz="6" w:space="0" w:color="666666"/>
+                  <w:right w:val="single" w:sz="6" w:space="0" w:color="666666"/>
+                </w:tcBorders>
+                <w:tcMar>
+                  <w:top w:w="90" w:type="dxa"/>
+                  <w:left w:w="120" w:type="dxa"/>
+                  <w:bottom w:w="90" w:type="dxa"/>
+                  <w:right w:w="120" w:type="dxa"/>
+                </w:tcMar>
+                <w:hideMark/>
+              </w:tcPr>
+              <w:p>
+                <w:pPr>
+                  <w:rPr>
+                    <w:rFonts w:ascii="Calibri" w:eastAsia="Times New Roman" w:hAnsi="Calibri" w:cs="Calibri"/>
+                  </w:rPr>
+                </w:pPr>
+                <w:r>
+                  <w:rPr>
+                    <w:rFonts w:ascii="Calibri" w:eastAsia="Times New Roman" w:hAnsi="Calibri" w:cs="Calibri"/>
+                  </w:rPr>
+                  <w:t>66</w:t>
+                </w:r>
+              </w:p>
+            </w:tc>
+          </w:tr>
+          <w:tr>
+            <w:tc>
+              <w:tcPr>
+                <w:tcW w:w="0" w:type="auto"/>
+                <w:tcBorders>
+                  <w:top w:val="single" w:sz="6" w:space="0" w:color="666666"/>
+                  <w:left w:val="single" w:sz="6" w:space="0" w:color="666666"/>
+                  <w:bottom w:val="single" w:sz="6" w:space="0" w:color="666666"/>
+                  <w:right w:val="single" w:sz="6" w:space="0" w:color="666666"/>
+                </w:tcBorders>
+                <w:tcMar>
+                  <w:top w:w="90" w:type="dxa"/>
+                  <w:left w:w="120" w:type="dxa"/>
+                  <w:bottom w:w="90" w:type="dxa"/>
+                  <w:right w:w="120" w:type="dxa"/>
+                </w:tcMar>
+                <w:hideMark/>
+              </w:tcPr>
+              <w:p>
+                <w:pPr>
+                  <w:rPr>
+                    <w:rFonts w:ascii="Calibri" w:eastAsia="Times New Roman" w:hAnsi="Calibri" w:cs="Calibri"/>
+                  </w:rPr>
+                </w:pPr>
+                <w:r>
+                  <w:rPr>
+                    <w:rFonts w:ascii="Calibri" w:eastAsia="Times New Roman" w:hAnsi="Calibri" w:cs="Calibri"/>
+                  </w:rPr>
+                  <w:t>610</w:t>
+                </w:r>
+              </w:p>
+            </w:tc>
+            <w:tc>
+              <w:tcPr>
+                <w:tcW w:w="0" w:type="auto"/>
+                <w:tcBorders>
+                  <w:top w:val="single" w:sz="6" w:space="0" w:color="666666"/>
+                  <w:left w:val="single" w:sz="6" w:space="0" w:color="666666"/>
+                  <w:bottom w:val="single" w:sz="6" w:space="0" w:color="666666"/>
+                  <w:right w:val="single" w:sz="6" w:space="0" w:color="666666"/>
+                </w:tcBorders>
+                <w:tcMar>
+                  <w:top w:w="90" w:type="dxa"/>
+                  <w:left w:w="120" w:type="dxa"/>
+                  <w:bottom w:w="90" w:type="dxa"/>
+                  <w:right w:w="120" w:type="dxa"/>
+                </w:tcMar>
+                <w:hideMark/>
+              </w:tcPr>
+              <w:p>
+                <w:pPr>
+                  <w:rPr>
+                    <w:rFonts w:ascii="Calibri" w:eastAsia="Times New Roman" w:hAnsi="Calibri" w:cs="Calibri"/>
+                  </w:rPr>
+                </w:pPr>
+                <w:r>
+                  <w:rPr>
+                    <w:rFonts w:ascii="Calibri" w:eastAsia="Times New Roman" w:hAnsi="Calibri" w:cs="Calibri"/>
+                  </w:rPr>
+                  <w:t>60</w:t>
+                </w:r>
+              </w:p>
+            </w:tc>
+            <w:tc>
+              <w:tcPr>
+                <w:tcW w:w="0" w:type="auto"/>
+                <w:tcBorders>
+                  <w:top w:val="single" w:sz="6" w:space="0" w:color="666666"/>
+                  <w:left w:val="single" w:sz="6" w:space="0" w:color="666666"/>
+                  <w:bottom w:val="single" w:sz="6" w:space="0" w:color="666666"/>
+                  <w:right w:val="single" w:sz="6" w:space="0" w:color="666666"/>
+                </w:tcBorders>
+                <w:tcMar>
+                  <w:top w:w="90" w:type="dxa"/>
+                  <w:left w:w="120" w:type="dxa"/>
+                  <w:bottom w:w="90" w:type="dxa"/>
+                  <w:right w:w="120" w:type="dxa"/>
+                </w:tcMar>
+                <w:hideMark/>
+              </w:tcPr>
+              <w:p>
+                <w:pPr>
+                  <w:rPr>
+                    <w:rFonts w:ascii="Calibri" w:eastAsia="Times New Roman" w:hAnsi="Calibri" w:cs="Calibri"/>
+                  </w:rPr>
+                </w:pPr>
+                <w:r>
+                  <w:rPr>
+                    <w:rFonts w:ascii="Calibri" w:eastAsia="Times New Roman" w:hAnsi="Calibri" w:cs="Calibri"/>
+                  </w:rPr>
+                  <w:t>99</w:t>
+                </w:r>
+              </w:p>
+            </w:tc>
+          </w:tr>
+        </w:tbl>
+        <w:p>
+          <w:pPr>
+            <w:rPr>
+              <w:highlight w:val="yellow"/>
+            </w:rPr>
+          </w:pPr>
+        </w:p>
+      </w:sdtContent>
+    </w:sdt>
+    <w:sdt>
+      <w:sdtPr>
+        <w:rPr>
+          <w:highlight w:val="yellow"/>
+        </w:rPr>
+        <w:alias w:val="Excel-Variable: Tabelle1"/>
+        <w:tag w:val="excelvar|Tabelle1|table|1|1|1|0"/>
+        <w:id w:val="2087261957"/>
+        <w:placeholder>
+          <w:docPart w:val="C49038E838854B4BA3C93E2A39FA9F6E"/>
+        </w:placeholder>
+      </w:sdtPr>
+      <w:sdtContent>
+        <w:p>
+          <w:pPr>
+            <w:rPr>
+              <w:highlight w:val="yellow"/>
+            </w:rPr>
+          </w:pPr>
+        </w:p>
+        <w:tbl>
+          <w:tblPr>
+            <w:tblW w:w="5000" w:type="pct"/>
+            <w:tblCellMar>
+              <w:top w:w="15" w:type="dxa"/>
+              <w:left w:w="15" w:type="dxa"/>
+              <w:bottom w:w="15" w:type="dxa"/>
+              <w:right w:w="15" w:type="dxa"/>
+            </w:tblCellMar>
+            <w:tblLook w:val="04A0" w:firstRow="1" w:lastRow="0" w:firstColumn="1" w:lastColumn="0" w:noHBand="0" w:noVBand="1"/>
+          </w:tblPr>
+          <w:tblGrid>
+            <w:gridCol w:w="4104"/>
+            <w:gridCol w:w="5240"/>
+          </w:tblGrid>
+          <w:tr>
+            <w:tc>
+              <w:tcPr>
+                <w:tcW w:w="2196" w:type="pct"/>
+                <w:tcBorders>
+                  <w:top w:val="single" w:sz="6" w:space="0" w:color="666666"/>
+                  <w:left w:val="single" w:sz="6" w:space="0" w:color="666666"/>
+                  <w:bottom w:val="single" w:sz="6" w:space="0" w:color="666666"/>
+                  <w:right w:val="single" w:sz="6" w:space="0" w:color="666666"/>
+                </w:tcBorders>
+                <w:tcMar>
+                  <w:top w:w="90" w:type="dxa"/>
+                  <w:left w:w="120" w:type="dxa"/>
+                  <w:bottom w:w="90" w:type="dxa"/>
+                  <w:right w:w="120" w:type="dxa"/>
+                </w:tcMar>
+                <w:hideMark/>
+              </w:tcPr>
+              <w:p>
+                <w:pPr>
+                  <w:rPr>
+                    <w:rFonts w:eastAsia="Times New Roman"/>
+                    <w:sz w:val="24"/>
+                    <w:szCs w:val="24"/>
+                  </w:rPr>
+                </w:pPr>
+                <w:r>
+                  <w:rPr>
+                    <w:rFonts w:eastAsia="Times New Roman"/>
+                  </w:rPr>
+                  <w:t>1111</w:t>
+                </w:r>
+              </w:p>
+            </w:tc>
+            <w:tc>
+              <w:tcPr>
+                <w:tcW w:w="2804" w:type="pct"/>
+                <w:tcBorders>
+                  <w:top w:val="single" w:sz="6" w:space="0" w:color="666666"/>
+                  <w:left w:val="single" w:sz="6" w:space="0" w:color="666666"/>
+                  <w:bottom w:val="single" w:sz="6" w:space="0" w:color="666666"/>
+                  <w:right w:val="single" w:sz="6" w:space="0" w:color="666666"/>
+                </w:tcBorders>
+                <w:tcMar>
+                  <w:top w:w="90" w:type="dxa"/>
+                  <w:left w:w="120" w:type="dxa"/>
+                  <w:bottom w:w="90" w:type="dxa"/>
+                  <w:right w:w="120" w:type="dxa"/>
+                </w:tcMar>
+                <w:hideMark/>
+              </w:tcPr>
+              <w:p>
+                <w:pPr>
+                  <w:rPr>
+                    <w:rFonts w:eastAsia="Times New Roman"/>
+                  </w:rPr>
+                </w:pPr>
+                <w:r>
+                  <w:rPr>
+                    <w:rFonts w:eastAsia="Times New Roman"/>
+                  </w:rPr>
+                  <w:t>dd</w:t>
+                </w:r>
+              </w:p>
+            </w:tc>
+          </w:tr>
+          <w:tr>
+            <w:tc>
+              <w:tcPr>
+                <w:tcW w:w="2196" w:type="pct"/>
+                <w:tcBorders>
+                  <w:top w:val="single" w:sz="6" w:space="0" w:color="666666"/>
+                  <w:left w:val="single" w:sz="6" w:space="0" w:color="666666"/>
+                  <w:bottom w:val="single" w:sz="6" w:space="0" w:color="666666"/>
+                  <w:right w:val="single" w:sz="6" w:space="0" w:color="666666"/>
+                </w:tcBorders>
+                <w:tcMar>
+                  <w:top w:w="90" w:type="dxa"/>
+                  <w:left w:w="120" w:type="dxa"/>
+                  <w:bottom w:w="90" w:type="dxa"/>
+                  <w:right w:w="120" w:type="dxa"/>
+                </w:tcMar>
+                <w:hideMark/>
+              </w:tcPr>
+              <w:p>
+                <w:pPr>
+                  <w:rPr>
+                    <w:rFonts w:eastAsia="Times New Roman"/>
+                  </w:rPr>
+                </w:pPr>
+                <w:r>
+                  <w:rPr>
+                    <w:rFonts w:eastAsia="Times New Roman"/>
+                  </w:rPr>
+                  <w:t>bb</w:t>
+                </w:r>
+              </w:p>
+            </w:tc>
+            <w:tc>
+              <w:tcPr>
+                <w:tcW w:w="2804" w:type="pct"/>
+                <w:tcBorders>
+                  <w:top w:val="single" w:sz="6" w:space="0" w:color="666666"/>
+                  <w:left w:val="single" w:sz="6" w:space="0" w:color="666666"/>
+                  <w:bottom w:val="single" w:sz="6" w:space="0" w:color="666666"/>
+                  <w:right w:val="single" w:sz="6" w:space="0" w:color="666666"/>
+                </w:tcBorders>
+                <w:tcMar>
+                  <w:top w:w="90" w:type="dxa"/>
+                  <w:left w:w="120" w:type="dxa"/>
+                  <w:bottom w:w="90" w:type="dxa"/>
+                  <w:right w:w="120" w:type="dxa"/>
+                </w:tcMar>
+                <w:hideMark/>
+              </w:tcPr>
+              <w:p>
+                <w:pPr>
+                  <w:rPr>
+                    <w:rFonts w:eastAsia="Times New Roman"/>
+                  </w:rPr>
+                </w:pPr>
+                <w:r>
+                  <w:rPr>
+                    <w:rFonts w:eastAsia="Times New Roman"/>
+                  </w:rPr>
+                  <w:t>22</w:t>
+                </w:r>
+              </w:p>
+            </w:tc>
+          </w:tr>
+        </w:tbl>
+        <w:p>
+          <w:pPr>
+            <w:rPr>
+              <w:highlight w:val="yellow"/>
+            </w:rPr>
+          </w:pPr>
+        </w:p>
+      </w:sdtContent>
+    </w:sdt>
     <w:sectPr>
       <w:pgSz w:w="12240" w:h="15840"/>
       <w:pgMar w:top="1440" w:right="1440" w:bottom="1440" w:left="1440" w:header="720" w:footer="720" w:gutter="0"/>
@@ -1105,6 +1260,163 @@
     </w:sectPr>
   </w:body>
 </w:document>
+</file>
+
+<file path=word/numbering.xml><?xml version="1.0" encoding="utf-8"?>
+<w:numbering xmlns:wpc="http://schemas.microsoft.com/office/word/2010/wordprocessingCanvas" xmlns:cx="http://schemas.microsoft.com/office/drawing/2014/chartex" xmlns:cx1="http://schemas.microsoft.com/office/drawing/2015/9/8/chartex" xmlns:cx2="http://schemas.microsoft.com/office/drawing/2015/10/21/chartex" xmlns:cx3="http://schemas.microsoft.com/office/drawing/2016/5/9/chartex" xmlns:cx4="http://schemas.microsoft.com/office/drawing/2016/5/10/chartex" xmlns:cx5="http://schemas.microsoft.com/office/drawing/2016/5/11/chartex" xmlns:cx6="http://schemas.microsoft.com/office/drawing/2016/5/12/chartex" xmlns:cx7="http://schemas.microsoft.com/office/drawing/2016/5/13/chartex" xmlns:cx8="http://schemas.microsoft.com/office/drawing/2016/5/14/chartex" xmlns:mc="http://schemas.openxmlformats.org/markup-compatibility/2006" xmlns:aink="http://schemas.microsoft.com/office/drawing/2016/ink" xmlns:am3d="http://schemas.microsoft.com/office/drawing/2017/model3d" xmlns:o="urn:schemas-microsoft-com:office:office" xmlns:oel="http://schemas.microsoft.com/office/2019/extlst" xmlns:r="http://schemas.openxmlformats.org/officeDocument/2006/relationships" xmlns:m="http://schemas.openxmlformats.org/officeDocument/2006/math" xmlns:v="urn:schemas-microsoft-com:vml" xmlns:wp14="http://schemas.microsoft.com/office/word/2010/wordprocessingDrawing" xmlns:wp="http://schemas.openxmlformats.org/drawingml/2006/wordprocessingDrawing" xmlns:w10="urn:schemas-microsoft-com:office:word" xmlns:w="http://schemas.openxmlformats.org/wordprocessingml/2006/main" xmlns:w14="http://schemas.microsoft.com/office/word/2010/wordml" xmlns:w15="http://schemas.microsoft.com/office/word/2012/wordml" xmlns:w16cex="http://schemas.microsoft.com/office/word/2018/wordml/cex" xmlns:w16cid="http://schemas.microsoft.com/office/word/2016/wordml/cid" xmlns:w16="http://schemas.microsoft.com/office/word/2018/wordml" xmlns:w16du="http://schemas.microsoft.com/office/word/2023/wordml/word16du" xmlns:w16sdtdh="http://schemas.microsoft.com/office/word/2020/wordml/sdtdatahash" xmlns:w16sdtfl="http://schemas.microsoft.com/office/word/2024/wordml/sdtformatlock" xmlns:w16se="http://schemas.microsoft.com/office/word/2015/wordml/symex" xmlns:wpg="http://schemas.microsoft.com/office/word/2010/wordprocessingGroup" xmlns:wpi="http://schemas.microsoft.com/office/word/2010/wordprocessingInk" xmlns:wne="http://schemas.microsoft.com/office/word/2006/wordml" xmlns:wps="http://schemas.microsoft.com/office/word/2010/wordprocessingShape" mc:Ignorable="w14 w15 w16se w16cid w16 w16cex w16sdtdh w16sdtfl w16du wp14">
+  <w:abstractNum w:abstractNumId="0" w15:restartNumberingAfterBreak="0">
+    <w:nsid w:val="3FBA05C0"/>
+    <w:multiLevelType w:val="multilevel"/>
+    <w:tmpl w:val="98209C06"/>
+    <w:lvl w:ilvl="0">
+      <w:start w:val="1"/>
+      <w:numFmt w:val="bullet"/>
+      <w:lvlText w:val=""/>
+      <w:lvlJc w:val="left"/>
+      <w:pPr>
+        <w:tabs>
+          <w:tab w:val="num" w:pos="720"/>
+        </w:tabs>
+        <w:ind w:left="720" w:hanging="360"/>
+      </w:pPr>
+      <w:rPr>
+        <w:rFonts w:ascii="Symbol" w:hAnsi="Symbol" w:hint="default"/>
+        <w:sz w:val="20"/>
+      </w:rPr>
+    </w:lvl>
+    <w:lvl w:ilvl="1" w:tentative="1">
+      <w:start w:val="1"/>
+      <w:numFmt w:val="bullet"/>
+      <w:lvlText w:val="o"/>
+      <w:lvlJc w:val="left"/>
+      <w:pPr>
+        <w:tabs>
+          <w:tab w:val="num" w:pos="1440"/>
+        </w:tabs>
+        <w:ind w:left="1440" w:hanging="360"/>
+      </w:pPr>
+      <w:rPr>
+        <w:rFonts w:ascii="Courier New" w:hAnsi="Courier New" w:hint="default"/>
+        <w:sz w:val="20"/>
+      </w:rPr>
+    </w:lvl>
+    <w:lvl w:ilvl="2" w:tentative="1">
+      <w:start w:val="1"/>
+      <w:numFmt w:val="bullet"/>
+      <w:lvlText w:val=""/>
+      <w:lvlJc w:val="left"/>
+      <w:pPr>
+        <w:tabs>
+          <w:tab w:val="num" w:pos="2160"/>
+        </w:tabs>
+        <w:ind w:left="2160" w:hanging="360"/>
+      </w:pPr>
+      <w:rPr>
+        <w:rFonts w:ascii="Wingdings" w:hAnsi="Wingdings" w:hint="default"/>
+        <w:sz w:val="20"/>
+      </w:rPr>
+    </w:lvl>
+    <w:lvl w:ilvl="3" w:tentative="1">
+      <w:start w:val="1"/>
+      <w:numFmt w:val="bullet"/>
+      <w:lvlText w:val=""/>
+      <w:lvlJc w:val="left"/>
+      <w:pPr>
+        <w:tabs>
+          <w:tab w:val="num" w:pos="2880"/>
+        </w:tabs>
+        <w:ind w:left="2880" w:hanging="360"/>
+      </w:pPr>
+      <w:rPr>
+        <w:rFonts w:ascii="Wingdings" w:hAnsi="Wingdings" w:hint="default"/>
+        <w:sz w:val="20"/>
+      </w:rPr>
+    </w:lvl>
+    <w:lvl w:ilvl="4" w:tentative="1">
+      <w:start w:val="1"/>
+      <w:numFmt w:val="bullet"/>
+      <w:lvlText w:val=""/>
+      <w:lvlJc w:val="left"/>
+      <w:pPr>
+        <w:tabs>
+          <w:tab w:val="num" w:pos="3600"/>
+        </w:tabs>
+        <w:ind w:left="3600" w:hanging="360"/>
+      </w:pPr>
+      <w:rPr>
+        <w:rFonts w:ascii="Wingdings" w:hAnsi="Wingdings" w:hint="default"/>
+        <w:sz w:val="20"/>
+      </w:rPr>
+    </w:lvl>
+    <w:lvl w:ilvl="5" w:tentative="1">
+      <w:start w:val="1"/>
+      <w:numFmt w:val="bullet"/>
+      <w:lvlText w:val=""/>
+      <w:lvlJc w:val="left"/>
+      <w:pPr>
+        <w:tabs>
+          <w:tab w:val="num" w:pos="4320"/>
+        </w:tabs>
+        <w:ind w:left="4320" w:hanging="360"/>
+      </w:pPr>
+      <w:rPr>
+        <w:rFonts w:ascii="Wingdings" w:hAnsi="Wingdings" w:hint="default"/>
+        <w:sz w:val="20"/>
+      </w:rPr>
+    </w:lvl>
+    <w:lvl w:ilvl="6" w:tentative="1">
+      <w:start w:val="1"/>
+      <w:numFmt w:val="bullet"/>
+      <w:lvlText w:val=""/>
+      <w:lvlJc w:val="left"/>
+      <w:pPr>
+        <w:tabs>
+          <w:tab w:val="num" w:pos="5040"/>
+        </w:tabs>
+        <w:ind w:left="5040" w:hanging="360"/>
+      </w:pPr>
+      <w:rPr>
+        <w:rFonts w:ascii="Wingdings" w:hAnsi="Wingdings" w:hint="default"/>
+        <w:sz w:val="20"/>
+      </w:rPr>
+    </w:lvl>
+    <w:lvl w:ilvl="7" w:tentative="1">
+      <w:start w:val="1"/>
+      <w:numFmt w:val="bullet"/>
+      <w:lvlText w:val=""/>
+      <w:lvlJc w:val="left"/>
+      <w:pPr>
+        <w:tabs>
+          <w:tab w:val="num" w:pos="5760"/>
+        </w:tabs>
+        <w:ind w:left="5760" w:hanging="360"/>
+      </w:pPr>
+      <w:rPr>
+        <w:rFonts w:ascii="Wingdings" w:hAnsi="Wingdings" w:hint="default"/>
+        <w:sz w:val="20"/>
+      </w:rPr>
+    </w:lvl>
+    <w:lvl w:ilvl="8" w:tentative="1">
+      <w:start w:val="1"/>
+      <w:numFmt w:val="bullet"/>
+      <w:lvlText w:val=""/>
+      <w:lvlJc w:val="left"/>
+      <w:pPr>
+        <w:tabs>
+          <w:tab w:val="num" w:pos="6480"/>
+        </w:tabs>
+        <w:ind w:left="6480" w:hanging="360"/>
+      </w:pPr>
+      <w:rPr>
+        <w:rFonts w:ascii="Wingdings" w:hAnsi="Wingdings" w:hint="default"/>
+        <w:sz w:val="20"/>
+      </w:rPr>
+    </w:lvl>
+  </w:abstractNum>
+  <w:num w:numId="1" w16cid:durableId="279149137">
+    <w:abstractNumId w:val="0"/>
+  </w:num>
+</w:numbering>
 </file>
 
 <file path=word/styles.xml><?xml version="1.0" encoding="utf-8"?>
@@ -1611,7 +1923,876 @@
       <w:spacing w:after="0" w:line="240" w:lineRule="auto"/>
     </w:pPr>
   </w:style>
+  <w:style w:type="paragraph" w:customStyle="1" w:styleId="p1">
+    <w:name w:val="p1"/>
+    <w:basedOn w:val="Standard"/>
+    <w:rsid w:val="00E22B0F"/>
+    <w:pPr>
+      <w:spacing w:before="100" w:beforeAutospacing="1" w:after="100" w:afterAutospacing="1" w:line="240" w:lineRule="auto"/>
+    </w:pPr>
+    <w:rPr>
+      <w:rFonts w:ascii="Times New Roman" w:eastAsia="Times New Roman" w:hAnsi="Times New Roman" w:cs="Times New Roman"/>
+      <w:sz w:val="24"/>
+      <w:szCs w:val="24"/>
+      <w:lang w:val="de-DE" w:eastAsia="de-DE"/>
+    </w:rPr>
+  </w:style>
 </w:styles>
+</file>
+
+<file path=word/glossary/document.xml><?xml version="1.0" encoding="utf-8"?>
+<w:glossaryDocument xmlns:wpc="http://schemas.microsoft.com/office/word/2010/wordprocessingCanvas" xmlns:cx="http://schemas.microsoft.com/office/drawing/2014/chartex" xmlns:cx1="http://schemas.microsoft.com/office/drawing/2015/9/8/chartex" xmlns:cx2="http://schemas.microsoft.com/office/drawing/2015/10/21/chartex" xmlns:cx3="http://schemas.microsoft.com/office/drawing/2016/5/9/chartex" xmlns:cx4="http://schemas.microsoft.com/office/drawing/2016/5/10/chartex" xmlns:cx5="http://schemas.microsoft.com/office/drawing/2016/5/11/chartex" xmlns:cx6="http://schemas.microsoft.com/office/drawing/2016/5/12/chartex" xmlns:cx7="http://schemas.microsoft.com/office/drawing/2016/5/13/chartex" xmlns:cx8="http://schemas.microsoft.com/office/drawing/2016/5/14/chartex" xmlns:mc="http://schemas.openxmlformats.org/markup-compatibility/2006" xmlns:aink="http://schemas.microsoft.com/office/drawing/2016/ink" xmlns:am3d="http://schemas.microsoft.com/office/drawing/2017/model3d" xmlns:o="urn:schemas-microsoft-com:office:office" xmlns:oel="http://schemas.microsoft.com/office/2019/extlst" xmlns:r="http://schemas.openxmlformats.org/officeDocument/2006/relationships" xmlns:m="http://schemas.openxmlformats.org/officeDocument/2006/math" xmlns:v="urn:schemas-microsoft-com:vml" xmlns:wp14="http://schemas.microsoft.com/office/word/2010/wordprocessingDrawing" xmlns:wp="http://schemas.openxmlformats.org/drawingml/2006/wordprocessingDrawing" xmlns:w10="urn:schemas-microsoft-com:office:word" xmlns:w="http://schemas.openxmlformats.org/wordprocessingml/2006/main" xmlns:w14="http://schemas.microsoft.com/office/word/2010/wordml" xmlns:w15="http://schemas.microsoft.com/office/word/2012/wordml" xmlns:w16cex="http://schemas.microsoft.com/office/word/2018/wordml/cex" xmlns:w16cid="http://schemas.microsoft.com/office/word/2016/wordml/cid" xmlns:w16="http://schemas.microsoft.com/office/word/2018/wordml" xmlns:w16du="http://schemas.microsoft.com/office/word/2023/wordml/word16du" xmlns:w16sdtdh="http://schemas.microsoft.com/office/word/2020/wordml/sdtdatahash" xmlns:w16sdtfl="http://schemas.microsoft.com/office/word/2024/wordml/sdtformatlock" xmlns:w16se="http://schemas.microsoft.com/office/word/2015/wordml/symex" xmlns:wpg="http://schemas.microsoft.com/office/word/2010/wordprocessingGroup" xmlns:wpi="http://schemas.microsoft.com/office/word/2010/wordprocessingInk" xmlns:wne="http://schemas.microsoft.com/office/word/2006/wordml" xmlns:wps="http://schemas.microsoft.com/office/word/2010/wordprocessingShape" mc:Ignorable="w14 w15 w16se w16cid w16 w16cex w16sdtdh w16sdtfl w16du wp14">
+  <w:docParts>
+    <w:docPart>
+      <w:docPartPr>
+        <w:name w:val="DefaultPlaceholder_-1854013440"/>
+        <w:category>
+          <w:name w:val="Allgemein"/>
+          <w:gallery w:val="placeholder"/>
+        </w:category>
+        <w:types>
+          <w:type w:val="bbPlcHdr"/>
+        </w:types>
+        <w:behaviors>
+          <w:behavior w:val="content"/>
+        </w:behaviors>
+        <w:guid w:val="{E1D233F7-0770-1143-9447-F61E8C5834F7}"/>
+      </w:docPartPr>
+      <w:docPartBody>
+        <w:p>
+          <w:r>
+            <w:rPr>
+              <w:rStyle w:val="Platzhaltertext"/>
+            </w:rPr>
+            <w:t>Klicken oder tippen Sie hier, um Text einzugeben.</w:t>
+          </w:r>
+        </w:p>
+      </w:docPartBody>
+    </w:docPart>
+    <w:docPart>
+      <w:docPartPr>
+        <w:name w:val="0B71C1A304A6C248883B5D351C71FFF6"/>
+        <w:category>
+          <w:name w:val="Allgemein"/>
+          <w:gallery w:val="placeholder"/>
+        </w:category>
+        <w:types>
+          <w:type w:val="bbPlcHdr"/>
+        </w:types>
+        <w:behaviors>
+          <w:behavior w:val="content"/>
+        </w:behaviors>
+        <w:guid w:val="{68EAD3F2-4426-FB49-B736-975E4E9E2A44}"/>
+      </w:docPartPr>
+      <w:docPartBody>
+        <w:p/>
+      </w:docPartBody>
+    </w:docPart>
+    <w:docPart>
+      <w:docPartPr>
+        <w:name w:val="FAEE63C225AA344F9D8613F7DDE2A0F2"/>
+        <w:category>
+          <w:name w:val="Allgemein"/>
+          <w:gallery w:val="placeholder"/>
+        </w:category>
+        <w:types>
+          <w:type w:val="bbPlcHdr"/>
+        </w:types>
+        <w:behaviors>
+          <w:behavior w:val="content"/>
+        </w:behaviors>
+        <w:guid w:val="{1A231F5B-F4C2-FF4B-9899-DBC376BE5823}"/>
+      </w:docPartPr>
+      <w:docPartBody>
+        <w:p/>
+      </w:docPartBody>
+    </w:docPart>
+    <w:docPart>
+      <w:docPartPr>
+        <w:name w:val="A676E7042EA2D24D856A9807C1AD05E4"/>
+        <w:category>
+          <w:name w:val="Allgemein"/>
+          <w:gallery w:val="placeholder"/>
+        </w:category>
+        <w:types>
+          <w:type w:val="bbPlcHdr"/>
+        </w:types>
+        <w:behaviors>
+          <w:behavior w:val="content"/>
+        </w:behaviors>
+        <w:guid w:val="{72759EFB-E33F-2B4D-B06F-5DECBD8E35C9}"/>
+      </w:docPartPr>
+      <w:docPartBody>
+        <w:p/>
+      </w:docPartBody>
+    </w:docPart>
+    <w:docPart>
+      <w:docPartPr>
+        <w:name w:val="C2D98255509F8D4CAD26EEE3C7F5FC20"/>
+        <w:category>
+          <w:name w:val="Allgemein"/>
+          <w:gallery w:val="placeholder"/>
+        </w:category>
+        <w:types>
+          <w:type w:val="bbPlcHdr"/>
+        </w:types>
+        <w:behaviors>
+          <w:behavior w:val="content"/>
+        </w:behaviors>
+        <w:guid w:val="{FC13A14B-BEAC-C04A-803B-1E28AB0DD566}"/>
+      </w:docPartPr>
+      <w:docPartBody>
+        <w:p/>
+      </w:docPartBody>
+    </w:docPart>
+    <w:docPart>
+      <w:docPartPr>
+        <w:name w:val="83791520C129404997F70ED8446940AF"/>
+        <w:category>
+          <w:name w:val="Allgemein"/>
+          <w:gallery w:val="placeholder"/>
+        </w:category>
+        <w:types>
+          <w:type w:val="bbPlcHdr"/>
+        </w:types>
+        <w:behaviors>
+          <w:behavior w:val="content"/>
+        </w:behaviors>
+        <w:guid w:val="{B492A520-5D39-2B4A-B941-FD48BF3F3F76}"/>
+      </w:docPartPr>
+      <w:docPartBody>
+        <w:p/>
+      </w:docPartBody>
+    </w:docPart>
+    <w:docPart>
+      <w:docPartPr>
+        <w:name w:val="04ED9A8C245C4141A133D73D41E1242F"/>
+        <w:category>
+          <w:name w:val="Allgemein"/>
+          <w:gallery w:val="placeholder"/>
+        </w:category>
+        <w:types>
+          <w:type w:val="bbPlcHdr"/>
+        </w:types>
+        <w:behaviors>
+          <w:behavior w:val="content"/>
+        </w:behaviors>
+        <w:guid w:val="{5DB0701B-E1AB-254C-B43C-F0A0C5B93E22}"/>
+      </w:docPartPr>
+      <w:docPartBody>
+        <w:p/>
+      </w:docPartBody>
+    </w:docPart>
+    <w:docPart>
+      <w:docPartPr>
+        <w:name w:val="B45B55C468C32D46A808D410810B5CC9"/>
+        <w:category>
+          <w:name w:val="Allgemein"/>
+          <w:gallery w:val="placeholder"/>
+        </w:category>
+        <w:types>
+          <w:type w:val="bbPlcHdr"/>
+        </w:types>
+        <w:behaviors>
+          <w:behavior w:val="content"/>
+        </w:behaviors>
+        <w:guid w:val="{27C8AE16-5C2E-FE42-B1BF-C36F5B21F8EC}"/>
+      </w:docPartPr>
+      <w:docPartBody>
+        <w:p/>
+      </w:docPartBody>
+    </w:docPart>
+    <w:docPart>
+      <w:docPartPr>
+        <w:name w:val="44550C5D9A456045849169E397898FC6"/>
+        <w:category>
+          <w:name w:val="Allgemein"/>
+          <w:gallery w:val="placeholder"/>
+        </w:category>
+        <w:types>
+          <w:type w:val="bbPlcHdr"/>
+        </w:types>
+        <w:behaviors>
+          <w:behavior w:val="content"/>
+        </w:behaviors>
+        <w:guid w:val="{F620496D-4234-724F-8413-54341E484361}"/>
+      </w:docPartPr>
+      <w:docPartBody>
+        <w:p/>
+      </w:docPartBody>
+    </w:docPart>
+    <w:docPart>
+      <w:docPartPr>
+        <w:name w:val="7C054F96C500A94BB5A8C29E2F496B44"/>
+        <w:category>
+          <w:name w:val="Allgemein"/>
+          <w:gallery w:val="placeholder"/>
+        </w:category>
+        <w:types>
+          <w:type w:val="bbPlcHdr"/>
+        </w:types>
+        <w:behaviors>
+          <w:behavior w:val="content"/>
+        </w:behaviors>
+        <w:guid w:val="{47741475-842C-8C4A-B0FE-0BDBBEDE2F23}"/>
+      </w:docPartPr>
+      <w:docPartBody>
+        <w:p/>
+      </w:docPartBody>
+    </w:docPart>
+    <w:docPart>
+      <w:docPartPr>
+        <w:name w:val="D194DB63F2993849BDB09771307E64DD"/>
+        <w:category>
+          <w:name w:val="Allgemein"/>
+          <w:gallery w:val="placeholder"/>
+        </w:category>
+        <w:types>
+          <w:type w:val="bbPlcHdr"/>
+        </w:types>
+        <w:behaviors>
+          <w:behavior w:val="content"/>
+        </w:behaviors>
+        <w:guid w:val="{4B1CE50E-5A84-F941-AFC7-C84A6D87D1EB}"/>
+      </w:docPartPr>
+      <w:docPartBody>
+        <w:p/>
+      </w:docPartBody>
+    </w:docPart>
+    <w:docPart>
+      <w:docPartPr>
+        <w:name w:val="1A13064A10DE214AB9A8D922A095F2E5"/>
+        <w:category>
+          <w:name w:val="Allgemein"/>
+          <w:gallery w:val="placeholder"/>
+        </w:category>
+        <w:types>
+          <w:type w:val="bbPlcHdr"/>
+        </w:types>
+        <w:behaviors>
+          <w:behavior w:val="content"/>
+        </w:behaviors>
+        <w:guid w:val="{773D4C05-7D13-A449-87B7-4B0FDD948349}"/>
+      </w:docPartPr>
+      <w:docPartBody>
+        <w:p/>
+      </w:docPartBody>
+    </w:docPart>
+    <w:docPart>
+      <w:docPartPr>
+        <w:name w:val="526EEF1A667CC747B9DFBD0463EEAABD"/>
+        <w:category>
+          <w:name w:val="Allgemein"/>
+          <w:gallery w:val="placeholder"/>
+        </w:category>
+        <w:types>
+          <w:type w:val="bbPlcHdr"/>
+        </w:types>
+        <w:behaviors>
+          <w:behavior w:val="content"/>
+        </w:behaviors>
+        <w:guid w:val="{2720CD80-8755-6546-99AB-9CF4A02C1E80}"/>
+      </w:docPartPr>
+      <w:docPartBody>
+        <w:p/>
+      </w:docPartBody>
+    </w:docPart>
+    <w:docPart>
+      <w:docPartPr>
+        <w:name w:val="7E95AFE77384054ABF1F1BC7F3FCB308"/>
+        <w:category>
+          <w:name w:val="Allgemein"/>
+          <w:gallery w:val="placeholder"/>
+        </w:category>
+        <w:types>
+          <w:type w:val="bbPlcHdr"/>
+        </w:types>
+        <w:behaviors>
+          <w:behavior w:val="content"/>
+        </w:behaviors>
+        <w:guid w:val="{33D59DC5-4232-884D-BC05-410B904C67E1}"/>
+      </w:docPartPr>
+      <w:docPartBody>
+        <w:p/>
+      </w:docPartBody>
+    </w:docPart>
+    <w:docPart>
+      <w:docPartPr>
+        <w:name w:val="C49038E838854B4BA3C93E2A39FA9F6E"/>
+        <w:category>
+          <w:name w:val="Allgemein"/>
+          <w:gallery w:val="placeholder"/>
+        </w:category>
+        <w:types>
+          <w:type w:val="bbPlcHdr"/>
+        </w:types>
+        <w:behaviors>
+          <w:behavior w:val="content"/>
+        </w:behaviors>
+        <w:guid w:val="{16985DF4-A13A-224D-9F0A-E4962C7A1A1B}"/>
+      </w:docPartPr>
+      <w:docPartBody>
+        <w:p/>
+      </w:docPartBody>
+    </w:docPart>
+  </w:docParts>
+</w:glossaryDocument>
+</file>
+
+<file path=word/glossary/fontTable.xml><?xml version="1.0" encoding="utf-8"?>
+<w:fonts xmlns:mc="http://schemas.openxmlformats.org/markup-compatibility/2006" xmlns:r="http://schemas.openxmlformats.org/officeDocument/2006/relationships" xmlns:w="http://schemas.openxmlformats.org/wordprocessingml/2006/main" xmlns:w14="http://schemas.microsoft.com/office/word/2010/wordml" xmlns:w15="http://schemas.microsoft.com/office/word/2012/wordml" xmlns:w16cex="http://schemas.microsoft.com/office/word/2018/wordml/cex" xmlns:w16cid="http://schemas.microsoft.com/office/word/2016/wordml/cid" xmlns:w16="http://schemas.microsoft.com/office/word/2018/wordml" xmlns:w16du="http://schemas.microsoft.com/office/word/2023/wordml/word16du" xmlns:w16sdtdh="http://schemas.microsoft.com/office/word/2020/wordml/sdtdatahash" xmlns:w16sdtfl="http://schemas.microsoft.com/office/word/2024/wordml/sdtformatlock" xmlns:w16se="http://schemas.microsoft.com/office/word/2015/wordml/symex" mc:Ignorable="w14 w15 w16se w16cid w16 w16cex w16sdtdh w16sdtfl w16du">
+  <w:font w:name="Symbol">
+    <w:panose1 w:val="05050102010706020507"/>
+    <w:charset w:val="02"/>
+    <w:family w:val="decorative"/>
+    <w:pitch w:val="variable"/>
+    <w:sig w:usb0="00000000" w:usb1="10000000" w:usb2="00000000" w:usb3="00000000" w:csb0="80000000" w:csb1="00000000"/>
+  </w:font>
+  <w:font w:name="Times New Roman">
+    <w:panose1 w:val="02020603050405020304"/>
+    <w:charset w:val="00"/>
+    <w:family w:val="roman"/>
+    <w:pitch w:val="variable"/>
+    <w:sig w:usb0="E0002EFF" w:usb1="C000785B" w:usb2="00000009" w:usb3="00000000" w:csb0="000001FF" w:csb1="00000000"/>
+  </w:font>
+  <w:font w:name="Courier New">
+    <w:panose1 w:val="02070309020205020404"/>
+    <w:charset w:val="00"/>
+    <w:family w:val="modern"/>
+    <w:pitch w:val="fixed"/>
+    <w:sig w:usb0="E0002EFF" w:usb1="C0007843" w:usb2="00000009" w:usb3="00000000" w:csb0="000001FF" w:csb1="00000000"/>
+  </w:font>
+  <w:font w:name="Wingdings">
+    <w:panose1 w:val="05000000000000000000"/>
+    <w:charset w:val="4D"/>
+    <w:family w:val="decorative"/>
+    <w:pitch w:val="variable"/>
+    <w:sig w:usb0="00000003" w:usb1="00000000" w:usb2="00000000" w:usb3="00000000" w:csb0="80000001" w:csb1="00000000"/>
+  </w:font>
+  <w:font w:name="Calibri">
+    <w:panose1 w:val="020F0502020204030204"/>
+    <w:charset w:val="00"/>
+    <w:family w:val="swiss"/>
+    <w:pitch w:val="variable"/>
+    <w:sig w:usb0="E4002EFF" w:usb1="C200247B" w:usb2="00000009" w:usb3="00000000" w:csb0="000001FF" w:csb1="00000000"/>
+  </w:font>
+  <w:font w:name="Calibri Light">
+    <w:panose1 w:val="020F0302020204030204"/>
+    <w:charset w:val="00"/>
+    <w:family w:val="swiss"/>
+    <w:pitch w:val="variable"/>
+    <w:sig w:usb0="E0002AFF" w:usb1="C000247B" w:usb2="00000009" w:usb3="00000000" w:csb0="000001FF" w:csb1="00000000"/>
+  </w:font>
+  <w:font w:name="Aptos">
+    <w:panose1 w:val="020B0004020202020204"/>
+    <w:charset w:val="00"/>
+    <w:family w:val="swiss"/>
+    <w:pitch w:val="variable"/>
+    <w:sig w:usb0="20000287" w:usb1="00000003" w:usb2="00000000" w:usb3="00000000" w:csb0="0000019F" w:csb1="00000000"/>
+  </w:font>
+  <w:font w:name="Aptos Display">
+    <w:panose1 w:val="020B0004020202020204"/>
+    <w:charset w:val="00"/>
+    <w:family w:val="swiss"/>
+    <w:pitch w:val="variable"/>
+    <w:sig w:usb0="20000287" w:usb1="00000003" w:usb2="00000000" w:usb3="00000000" w:csb0="0000019F" w:csb1="00000000"/>
+  </w:font>
+</w:fonts>
+</file>
+
+<file path=word/glossary/settings.xml><?xml version="1.0" encoding="utf-8"?>
+<w:settings xmlns:mc="http://schemas.openxmlformats.org/markup-compatibility/2006" xmlns:o="urn:schemas-microsoft-com:office:office" xmlns:r="http://schemas.openxmlformats.org/officeDocument/2006/relationships" xmlns:m="http://schemas.openxmlformats.org/officeDocument/2006/math" xmlns:v="urn:schemas-microsoft-com:vml" xmlns:w10="urn:schemas-microsoft-com:office:word" xmlns:w="http://schemas.openxmlformats.org/wordprocessingml/2006/main" xmlns:w14="http://schemas.microsoft.com/office/word/2010/wordml" xmlns:w15="http://schemas.microsoft.com/office/word/2012/wordml" xmlns:w16cex="http://schemas.microsoft.com/office/word/2018/wordml/cex" xmlns:w16cid="http://schemas.microsoft.com/office/word/2016/wordml/cid" xmlns:w16="http://schemas.microsoft.com/office/word/2018/wordml" xmlns:w16du="http://schemas.microsoft.com/office/word/2023/wordml/word16du" xmlns:w16sdtdh="http://schemas.microsoft.com/office/word/2020/wordml/sdtdatahash" xmlns:w16sdtfl="http://schemas.microsoft.com/office/word/2024/wordml/sdtformatlock" xmlns:w16se="http://schemas.microsoft.com/office/word/2015/wordml/symex" xmlns:sl="http://schemas.openxmlformats.org/schemaLibrary/2006/main" mc:Ignorable="w14 w15 w16se w16cid w16 w16cex w16sdtdh w16sdtfl w16du">
+  <w:view w:val="normal"/>
+  <w:defaultTabStop w:val="708"/>
+  <w:hyphenationZone w:val="425"/>
+  <w:characterSpacingControl w:val="doNotCompress"/>
+  <w:compat>
+    <w:useFELayout/>
+    <w:compatSetting w:name="compatibilityMode" w:uri="http://schemas.microsoft.com/office/word" w:val="15"/>
+    <w:compatSetting w:name="overrideTableStyleFontSizeAndJustification" w:uri="http://schemas.microsoft.com/office/word" w:val="1"/>
+    <w:compatSetting w:name="enableOpenTypeFeatures" w:uri="http://schemas.microsoft.com/office/word" w:val="1"/>
+    <w:compatSetting w:name="doNotFlipMirrorIndents" w:uri="http://schemas.microsoft.com/office/word" w:val="1"/>
+    <w:compatSetting w:name="differentiateMultirowTableHeaders" w:uri="http://schemas.microsoft.com/office/word" w:val="1"/>
+    <w:compatSetting w:name="useWord2013TrackBottomHyphenation" w:uri="http://schemas.microsoft.com/office/word" w:val="0"/>
+  </w:compat>
+  <w:rsids>
+    <w:rsidRoot w:val="00A31B1C"/>
+    <w:rsid w:val="001E12FB"/>
+    <w:rsid w:val="004B2D31"/>
+    <w:rsid w:val="00745CF0"/>
+    <w:rsid w:val="00782463"/>
+    <w:rsid w:val="0079490A"/>
+    <w:rsid w:val="009310BB"/>
+    <w:rsid w:val="00A31B1C"/>
+    <w:rsid w:val="00C156AE"/>
+  </w:rsids>
+  <m:mathPr>
+    <m:mathFont m:val="Cambria Math"/>
+    <m:brkBin m:val="before"/>
+    <m:brkBinSub m:val="--"/>
+    <m:smallFrac m:val="0"/>
+    <m:dispDef/>
+    <m:lMargin m:val="0"/>
+    <m:rMargin m:val="0"/>
+    <m:defJc m:val="centerGroup"/>
+    <m:wrapIndent m:val="1440"/>
+    <m:intLim m:val="subSup"/>
+    <m:naryLim m:val="undOvr"/>
+  </m:mathPr>
+  <w:themeFontLang w:val="de-DE"/>
+  <w:clrSchemeMapping w:bg1="light1" w:t1="dark1" w:bg2="light2" w:t2="dark2" w:accent1="accent1" w:accent2="accent2" w:accent3="accent3" w:accent4="accent4" w:accent5="accent5" w:accent6="accent6" w:hyperlink="hyperlink" w:followedHyperlink="followedHyperlink"/>
+  <w:decimalSymbol w:val=","/>
+  <w:listSeparator w:val=";"/>
+  <w15:chartTrackingRefBased/>
+</w:settings>
+</file>
+
+<file path=word/glossary/styles.xml><?xml version="1.0" encoding="utf-8"?>
+<w:styles xmlns:mc="http://schemas.openxmlformats.org/markup-compatibility/2006" xmlns:r="http://schemas.openxmlformats.org/officeDocument/2006/relationships" xmlns:w="http://schemas.openxmlformats.org/wordprocessingml/2006/main" xmlns:w14="http://schemas.microsoft.com/office/word/2010/wordml" xmlns:w15="http://schemas.microsoft.com/office/word/2012/wordml" xmlns:w16cex="http://schemas.microsoft.com/office/word/2018/wordml/cex" xmlns:w16cid="http://schemas.microsoft.com/office/word/2016/wordml/cid" xmlns:w16="http://schemas.microsoft.com/office/word/2018/wordml" xmlns:w16du="http://schemas.microsoft.com/office/word/2023/wordml/word16du" xmlns:w16sdtdh="http://schemas.microsoft.com/office/word/2020/wordml/sdtdatahash" xmlns:w16sdtfl="http://schemas.microsoft.com/office/word/2024/wordml/sdtformatlock" xmlns:w16se="http://schemas.microsoft.com/office/word/2015/wordml/symex" mc:Ignorable="w14 w15 w16se w16cid w16 w16cex w16sdtdh w16sdtfl w16du">
+  <w:docDefaults>
+    <w:rPrDefault>
+      <w:rPr>
+        <w:rFonts w:asciiTheme="minorHAnsi" w:eastAsiaTheme="minorEastAsia" w:hAnsiTheme="minorHAnsi" w:cstheme="minorBidi"/>
+        <w:kern w:val="2"/>
+        <w:sz w:val="24"/>
+        <w:szCs w:val="24"/>
+        <w:lang w:val="de-DE" w:eastAsia="de-DE" w:bidi="ar-SA"/>
+        <w14:ligatures w14:val="standardContextual"/>
+      </w:rPr>
+    </w:rPrDefault>
+    <w:pPrDefault>
+      <w:pPr>
+        <w:spacing w:after="160" w:line="278" w:lineRule="auto"/>
+      </w:pPr>
+    </w:pPrDefault>
+  </w:docDefaults>
+  <w:latentStyles w:defLockedState="0" w:defUIPriority="99" w:defSemiHidden="0" w:defUnhideWhenUsed="0" w:defQFormat="0" w:count="376">
+    <w:lsdException w:name="Normal" w:uiPriority="0" w:qFormat="1"/>
+    <w:lsdException w:name="heading 1" w:uiPriority="9" w:qFormat="1"/>
+    <w:lsdException w:name="heading 2" w:semiHidden="1" w:uiPriority="9" w:unhideWhenUsed="1" w:qFormat="1"/>
+    <w:lsdException w:name="heading 3" w:semiHidden="1" w:uiPriority="9" w:unhideWhenUsed="1" w:qFormat="1"/>
+    <w:lsdException w:name="heading 4" w:semiHidden="1" w:uiPriority="9" w:unhideWhenUsed="1" w:qFormat="1"/>
+    <w:lsdException w:name="heading 5" w:semiHidden="1" w:uiPriority="9" w:unhideWhenUsed="1" w:qFormat="1"/>
+    <w:lsdException w:name="heading 6" w:semiHidden="1" w:uiPriority="9" w:unhideWhenUsed="1" w:qFormat="1"/>
+    <w:lsdException w:name="heading 7" w:semiHidden="1" w:uiPriority="9" w:unhideWhenUsed="1" w:qFormat="1"/>
+    <w:lsdException w:name="heading 8" w:semiHidden="1" w:uiPriority="9" w:unhideWhenUsed="1" w:qFormat="1"/>
+    <w:lsdException w:name="heading 9" w:semiHidden="1" w:uiPriority="9" w:unhideWhenUsed="1" w:qFormat="1"/>
+    <w:lsdException w:name="index 1" w:semiHidden="1" w:unhideWhenUsed="1"/>
+    <w:lsdException w:name="index 2" w:semiHidden="1" w:unhideWhenUsed="1"/>
+    <w:lsdException w:name="index 3" w:semiHidden="1" w:unhideWhenUsed="1"/>
+    <w:lsdException w:name="index 4" w:semiHidden="1" w:unhideWhenUsed="1"/>
+    <w:lsdException w:name="index 5" w:semiHidden="1" w:unhideWhenUsed="1"/>
+    <w:lsdException w:name="index 6" w:semiHidden="1" w:unhideWhenUsed="1"/>
+    <w:lsdException w:name="index 7" w:semiHidden="1" w:unhideWhenUsed="1"/>
+    <w:lsdException w:name="index 8" w:semiHidden="1" w:unhideWhenUsed="1"/>
+    <w:lsdException w:name="index 9" w:semiHidden="1" w:unhideWhenUsed="1"/>
+    <w:lsdException w:name="toc 1" w:semiHidden="1" w:uiPriority="39" w:unhideWhenUsed="1"/>
+    <w:lsdException w:name="toc 2" w:semiHidden="1" w:uiPriority="39" w:unhideWhenUsed="1"/>
+    <w:lsdException w:name="toc 3" w:semiHidden="1" w:uiPriority="39" w:unhideWhenUsed="1"/>
+    <w:lsdException w:name="toc 4" w:semiHidden="1" w:uiPriority="39" w:unhideWhenUsed="1"/>
+    <w:lsdException w:name="toc 5" w:semiHidden="1" w:uiPriority="39" w:unhideWhenUsed="1"/>
+    <w:lsdException w:name="toc 6" w:semiHidden="1" w:uiPriority="39" w:unhideWhenUsed="1"/>
+    <w:lsdException w:name="toc 7" w:semiHidden="1" w:uiPriority="39" w:unhideWhenUsed="1"/>
+    <w:lsdException w:name="toc 8" w:semiHidden="1" w:uiPriority="39" w:unhideWhenUsed="1"/>
+    <w:lsdException w:name="toc 9" w:semiHidden="1" w:uiPriority="39" w:unhideWhenUsed="1"/>
+    <w:lsdException w:name="Normal Indent" w:semiHidden="1" w:unhideWhenUsed="1"/>
+    <w:lsdException w:name="footnote text" w:semiHidden="1" w:unhideWhenUsed="1"/>
+    <w:lsdException w:name="annotation text" w:semiHidden="1" w:unhideWhenUsed="1"/>
+    <w:lsdException w:name="header" w:semiHidden="1" w:unhideWhenUsed="1"/>
+    <w:lsdException w:name="footer" w:semiHidden="1" w:unhideWhenUsed="1"/>
+    <w:lsdException w:name="index heading" w:semiHidden="1" w:unhideWhenUsed="1"/>
+    <w:lsdException w:name="caption" w:semiHidden="1" w:uiPriority="35" w:unhideWhenUsed="1" w:qFormat="1"/>
+    <w:lsdException w:name="table of figures" w:semiHidden="1" w:unhideWhenUsed="1"/>
+    <w:lsdException w:name="envelope address" w:semiHidden="1" w:unhideWhenUsed="1"/>
+    <w:lsdException w:name="envelope return" w:semiHidden="1" w:unhideWhenUsed="1"/>
+    <w:lsdException w:name="footnote reference" w:semiHidden="1" w:unhideWhenUsed="1"/>
+    <w:lsdException w:name="annotation reference" w:semiHidden="1" w:unhideWhenUsed="1"/>
+    <w:lsdException w:name="line number" w:semiHidden="1" w:unhideWhenUsed="1"/>
+    <w:lsdException w:name="page number" w:semiHidden="1" w:unhideWhenUsed="1"/>
+    <w:lsdException w:name="endnote reference" w:semiHidden="1" w:unhideWhenUsed="1"/>
+    <w:lsdException w:name="endnote text" w:semiHidden="1" w:unhideWhenUsed="1"/>
+    <w:lsdException w:name="table of authorities" w:semiHidden="1" w:unhideWhenUsed="1"/>
+    <w:lsdException w:name="macro" w:semiHidden="1" w:unhideWhenUsed="1"/>
+    <w:lsdException w:name="toa heading" w:semiHidden="1" w:unhideWhenUsed="1"/>
+    <w:lsdException w:name="List" w:semiHidden="1" w:unhideWhenUsed="1"/>
+    <w:lsdException w:name="List Bullet" w:semiHidden="1" w:unhideWhenUsed="1"/>
+    <w:lsdException w:name="List Number" w:semiHidden="1" w:unhideWhenUsed="1"/>
+    <w:lsdException w:name="List 2" w:semiHidden="1" w:unhideWhenUsed="1"/>
+    <w:lsdException w:name="List 3" w:semiHidden="1" w:unhideWhenUsed="1"/>
+    <w:lsdException w:name="List 4" w:semiHidden="1" w:unhideWhenUsed="1"/>
+    <w:lsdException w:name="List 5" w:semiHidden="1" w:unhideWhenUsed="1"/>
+    <w:lsdException w:name="List Bullet 2" w:semiHidden="1" w:unhideWhenUsed="1"/>
+    <w:lsdException w:name="List Bullet 3" w:semiHidden="1" w:unhideWhenUsed="1"/>
+    <w:lsdException w:name="List Bullet 4" w:semiHidden="1" w:unhideWhenUsed="1"/>
+    <w:lsdException w:name="List Bullet 5" w:semiHidden="1" w:unhideWhenUsed="1"/>
+    <w:lsdException w:name="List Number 2" w:semiHidden="1" w:unhideWhenUsed="1"/>
+    <w:lsdException w:name="List Number 3" w:semiHidden="1" w:unhideWhenUsed="1"/>
+    <w:lsdException w:name="List Number 4" w:semiHidden="1" w:unhideWhenUsed="1"/>
+    <w:lsdException w:name="List Number 5" w:semiHidden="1" w:unhideWhenUsed="1"/>
+    <w:lsdException w:name="Title" w:uiPriority="10" w:qFormat="1"/>
+    <w:lsdException w:name="Closing" w:semiHidden="1" w:unhideWhenUsed="1"/>
+    <w:lsdException w:name="Signature" w:semiHidden="1" w:unhideWhenUsed="1"/>
+    <w:lsdException w:name="Default Paragraph Font" w:semiHidden="1" w:uiPriority="1" w:unhideWhenUsed="1"/>
+    <w:lsdException w:name="Body Text" w:semiHidden="1" w:unhideWhenUsed="1"/>
+    <w:lsdException w:name="Body Text Indent" w:semiHidden="1" w:unhideWhenUsed="1"/>
+    <w:lsdException w:name="List Continue" w:semiHidden="1" w:unhideWhenUsed="1"/>
+    <w:lsdException w:name="List Continue 2" w:semiHidden="1" w:unhideWhenUsed="1"/>
+    <w:lsdException w:name="List Continue 3" w:semiHidden="1" w:unhideWhenUsed="1"/>
+    <w:lsdException w:name="List Continue 4" w:semiHidden="1" w:unhideWhenUsed="1"/>
+    <w:lsdException w:name="List Continue 5" w:semiHidden="1" w:unhideWhenUsed="1"/>
+    <w:lsdException w:name="Message Header" w:semiHidden="1" w:unhideWhenUsed="1"/>
+    <w:lsdException w:name="Subtitle" w:uiPriority="11" w:qFormat="1"/>
+    <w:lsdException w:name="Salutation" w:semiHidden="1" w:unhideWhenUsed="1"/>
+    <w:lsdException w:name="Date" w:semiHidden="1" w:unhideWhenUsed="1"/>
+    <w:lsdException w:name="Body Text First Indent" w:semiHidden="1" w:unhideWhenUsed="1"/>
+    <w:lsdException w:name="Body Text First Indent 2" w:semiHidden="1" w:unhideWhenUsed="1"/>
+    <w:lsdException w:name="Note Heading" w:semiHidden="1" w:unhideWhenUsed="1"/>
+    <w:lsdException w:name="Body Text 2" w:semiHidden="1" w:unhideWhenUsed="1"/>
+    <w:lsdException w:name="Body Text 3" w:semiHidden="1" w:unhideWhenUsed="1"/>
+    <w:lsdException w:name="Body Text Indent 2" w:semiHidden="1" w:unhideWhenUsed="1"/>
+    <w:lsdException w:name="Body Text Indent 3" w:semiHidden="1" w:unhideWhenUsed="1"/>
+    <w:lsdException w:name="Block Text" w:semiHidden="1" w:unhideWhenUsed="1"/>
+    <w:lsdException w:name="Hyperlink" w:semiHidden="1" w:unhideWhenUsed="1"/>
+    <w:lsdException w:name="FollowedHyperlink" w:semiHidden="1" w:unhideWhenUsed="1"/>
+    <w:lsdException w:name="Strong" w:uiPriority="22" w:qFormat="1"/>
+    <w:lsdException w:name="Emphasis" w:uiPriority="20" w:qFormat="1"/>
+    <w:lsdException w:name="Document Map" w:semiHidden="1" w:unhideWhenUsed="1"/>
+    <w:lsdException w:name="Plain Text" w:semiHidden="1" w:unhideWhenUsed="1"/>
+    <w:lsdException w:name="E-mail Signature" w:semiHidden="1" w:unhideWhenUsed="1"/>
+    <w:lsdException w:name="HTML Top of Form" w:semiHidden="1" w:unhideWhenUsed="1"/>
+    <w:lsdException w:name="HTML Bottom of Form" w:semiHidden="1" w:unhideWhenUsed="1"/>
+    <w:lsdException w:name="Normal (Web)" w:semiHidden="1" w:unhideWhenUsed="1"/>
+    <w:lsdException w:name="HTML Acronym" w:semiHidden="1" w:unhideWhenUsed="1"/>
+    <w:lsdException w:name="HTML Address" w:semiHidden="1" w:unhideWhenUsed="1"/>
+    <w:lsdException w:name="HTML Cite" w:semiHidden="1" w:unhideWhenUsed="1"/>
+    <w:lsdException w:name="HTML Code" w:semiHidden="1" w:unhideWhenUsed="1"/>
+    <w:lsdException w:name="HTML Definition" w:semiHidden="1" w:unhideWhenUsed="1"/>
+    <w:lsdException w:name="HTML Keyboard" w:semiHidden="1" w:unhideWhenUsed="1"/>
+    <w:lsdException w:name="HTML Preformatted" w:semiHidden="1" w:unhideWhenUsed="1"/>
+    <w:lsdException w:name="HTML Sample" w:semiHidden="1" w:unhideWhenUsed="1"/>
+    <w:lsdException w:name="HTML Typewriter" w:semiHidden="1" w:unhideWhenUsed="1"/>
+    <w:lsdException w:name="HTML Variable" w:semiHidden="1" w:unhideWhenUsed="1"/>
+    <w:lsdException w:name="Normal Table" w:semiHidden="1" w:unhideWhenUsed="1"/>
+    <w:lsdException w:name="annotation subject" w:semiHidden="1" w:unhideWhenUsed="1"/>
+    <w:lsdException w:name="No List" w:semiHidden="1" w:unhideWhenUsed="1"/>
+    <w:lsdException w:name="Outline List 1" w:semiHidden="1" w:unhideWhenUsed="1"/>
+    <w:lsdException w:name="Outline List 2" w:semiHidden="1" w:unhideWhenUsed="1"/>
+    <w:lsdException w:name="Outline List 3" w:semiHidden="1" w:unhideWhenUsed="1"/>
+    <w:lsdException w:name="Table Simple 1" w:semiHidden="1" w:unhideWhenUsed="1"/>
+    <w:lsdException w:name="Table Simple 2" w:semiHidden="1" w:unhideWhenUsed="1"/>
+    <w:lsdException w:name="Table Simple 3" w:semiHidden="1" w:unhideWhenUsed="1"/>
+    <w:lsdException w:name="Table Classic 1" w:semiHidden="1" w:unhideWhenUsed="1"/>
+    <w:lsdException w:name="Table Classic 2" w:semiHidden="1" w:unhideWhenUsed="1"/>
+    <w:lsdException w:name="Table Classic 3" w:semiHidden="1" w:unhideWhenUsed="1"/>
+    <w:lsdException w:name="Table Classic 4" w:semiHidden="1" w:unhideWhenUsed="1"/>
+    <w:lsdException w:name="Table Colorful 1" w:semiHidden="1" w:unhideWhenUsed="1"/>
+    <w:lsdException w:name="Table Colorful 2" w:semiHidden="1" w:unhideWhenUsed="1"/>
+    <w:lsdException w:name="Table Colorful 3" w:semiHidden="1" w:unhideWhenUsed="1"/>
+    <w:lsdException w:name="Table Columns 1" w:semiHidden="1" w:unhideWhenUsed="1"/>
+    <w:lsdException w:name="Table Columns 2" w:semiHidden="1" w:unhideWhenUsed="1"/>
+    <w:lsdException w:name="Table Columns 3" w:semiHidden="1" w:unhideWhenUsed="1"/>
+    <w:lsdException w:name="Table Columns 4" w:semiHidden="1" w:unhideWhenUsed="1"/>
+    <w:lsdException w:name="Table Columns 5" w:semiHidden="1" w:unhideWhenUsed="1"/>
+    <w:lsdException w:name="Table Grid 1" w:semiHidden="1" w:unhideWhenUsed="1"/>
+    <w:lsdException w:name="Table Grid 2" w:semiHidden="1" w:unhideWhenUsed="1"/>
+    <w:lsdException w:name="Table Grid 3" w:semiHidden="1" w:unhideWhenUsed="1"/>
+    <w:lsdException w:name="Table Grid 4" w:semiHidden="1" w:unhideWhenUsed="1"/>
+    <w:lsdException w:name="Table Grid 5" w:semiHidden="1" w:unhideWhenUsed="1"/>
+    <w:lsdException w:name="Table Grid 6" w:semiHidden="1" w:unhideWhenUsed="1"/>
+    <w:lsdException w:name="Table Grid 7" w:semiHidden="1" w:unhideWhenUsed="1"/>
+    <w:lsdException w:name="Table Grid 8" w:semiHidden="1" w:unhideWhenUsed="1"/>
+    <w:lsdException w:name="Table List 1" w:semiHidden="1" w:unhideWhenUsed="1"/>
+    <w:lsdException w:name="Table List 2" w:semiHidden="1" w:unhideWhenUsed="1"/>
+    <w:lsdException w:name="Table List 3" w:semiHidden="1" w:unhideWhenUsed="1"/>
+    <w:lsdException w:name="Table List 4" w:semiHidden="1" w:unhideWhenUsed="1"/>
+    <w:lsdException w:name="Table List 5" w:semiHidden="1" w:unhideWhenUsed="1"/>
+    <w:lsdException w:name="Table List 6" w:semiHidden="1" w:unhideWhenUsed="1"/>
+    <w:lsdException w:name="Table List 7" w:semiHidden="1" w:unhideWhenUsed="1"/>
+    <w:lsdException w:name="Table List 8" w:semiHidden="1" w:unhideWhenUsed="1"/>
+    <w:lsdException w:name="Table 3D effects 1" w:semiHidden="1" w:unhideWhenUsed="1"/>
+    <w:lsdException w:name="Table 3D effects 2" w:semiHidden="1" w:unhideWhenUsed="1"/>
+    <w:lsdException w:name="Table 3D effects 3" w:semiHidden="1" w:unhideWhenUsed="1"/>
+    <w:lsdException w:name="Table Contemporary" w:semiHidden="1" w:unhideWhenUsed="1"/>
+    <w:lsdException w:name="Table Elegant" w:semiHidden="1" w:unhideWhenUsed="1"/>
+    <w:lsdException w:name="Table Professional" w:semiHidden="1" w:unhideWhenUsed="1"/>
+    <w:lsdException w:name="Table Subtle 1" w:semiHidden="1" w:unhideWhenUsed="1"/>
+    <w:lsdException w:name="Table Subtle 2" w:semiHidden="1" w:unhideWhenUsed="1"/>
+    <w:lsdException w:name="Table Web 1" w:semiHidden="1" w:unhideWhenUsed="1"/>
+    <w:lsdException w:name="Table Web 2" w:semiHidden="1" w:unhideWhenUsed="1"/>
+    <w:lsdException w:name="Table Web 3" w:semiHidden="1" w:unhideWhenUsed="1"/>
+    <w:lsdException w:name="Balloon Text" w:semiHidden="1" w:unhideWhenUsed="1"/>
+    <w:lsdException w:name="Table Grid" w:uiPriority="39"/>
+    <w:lsdException w:name="Table Theme" w:semiHidden="1" w:unhideWhenUsed="1"/>
+    <w:lsdException w:name="Placeholder Text" w:semiHidden="1"/>
+    <w:lsdException w:name="No Spacing" w:uiPriority="1" w:qFormat="1"/>
+    <w:lsdException w:name="Light Shading" w:uiPriority="60"/>
+    <w:lsdException w:name="Light List" w:uiPriority="61"/>
+    <w:lsdException w:name="Light Grid" w:uiPriority="62"/>
+    <w:lsdException w:name="Medium Shading 1" w:uiPriority="63"/>
+    <w:lsdException w:name="Medium Shading 2" w:uiPriority="64"/>
+    <w:lsdException w:name="Medium List 1" w:uiPriority="65"/>
+    <w:lsdException w:name="Medium List 2" w:uiPriority="66"/>
+    <w:lsdException w:name="Medium Grid 1" w:uiPriority="67"/>
+    <w:lsdException w:name="Medium Grid 2" w:uiPriority="68"/>
+    <w:lsdException w:name="Medium Grid 3" w:uiPriority="69"/>
+    <w:lsdException w:name="Dark List" w:uiPriority="70"/>
+    <w:lsdException w:name="Colorful Shading" w:uiPriority="71"/>
+    <w:lsdException w:name="Colorful List" w:uiPriority="72"/>
+    <w:lsdException w:name="Colorful Grid" w:uiPriority="73"/>
+    <w:lsdException w:name="Light Shading Accent 1" w:uiPriority="60"/>
+    <w:lsdException w:name="Light List Accent 1" w:uiPriority="61"/>
+    <w:lsdException w:name="Light Grid Accent 1" w:uiPriority="62"/>
+    <w:lsdException w:name="Medium Shading 1 Accent 1" w:uiPriority="63"/>
+    <w:lsdException w:name="Medium Shading 2 Accent 1" w:uiPriority="64"/>
+    <w:lsdException w:name="Medium List 1 Accent 1" w:uiPriority="65"/>
+    <w:lsdException w:name="Revision" w:semiHidden="1"/>
+    <w:lsdException w:name="List Paragraph" w:uiPriority="34" w:qFormat="1"/>
+    <w:lsdException w:name="Quote" w:uiPriority="29" w:qFormat="1"/>
+    <w:lsdException w:name="Intense Quote" w:uiPriority="30" w:qFormat="1"/>
+    <w:lsdException w:name="Medium List 2 Accent 1" w:uiPriority="66"/>
+    <w:lsdException w:name="Medium Grid 1 Accent 1" w:uiPriority="67"/>
+    <w:lsdException w:name="Medium Grid 2 Accent 1" w:uiPriority="68"/>
+    <w:lsdException w:name="Medium Grid 3 Accent 1" w:uiPriority="69"/>
+    <w:lsdException w:name="Dark List Accent 1" w:uiPriority="70"/>
+    <w:lsdException w:name="Colorful Shading Accent 1" w:uiPriority="71"/>
+    <w:lsdException w:name="Colorful List Accent 1" w:uiPriority="72"/>
+    <w:lsdException w:name="Colorful Grid Accent 1" w:uiPriority="73"/>
+    <w:lsdException w:name="Light Shading Accent 2" w:uiPriority="60"/>
+    <w:lsdException w:name="Light List Accent 2" w:uiPriority="61"/>
+    <w:lsdException w:name="Light Grid Accent 2" w:uiPriority="62"/>
+    <w:lsdException w:name="Medium Shading 1 Accent 2" w:uiPriority="63"/>
+    <w:lsdException w:name="Medium Shading 2 Accent 2" w:uiPriority="64"/>
+    <w:lsdException w:name="Medium List 1 Accent 2" w:uiPriority="65"/>
+    <w:lsdException w:name="Medium List 2 Accent 2" w:uiPriority="66"/>
+    <w:lsdException w:name="Medium Grid 1 Accent 2" w:uiPriority="67"/>
+    <w:lsdException w:name="Medium Grid 2 Accent 2" w:uiPriority="68"/>
+    <w:lsdException w:name="Medium Grid 3 Accent 2" w:uiPriority="69"/>
+    <w:lsdException w:name="Dark List Accent 2" w:uiPriority="70"/>
+    <w:lsdException w:name="Colorful Shading Accent 2" w:uiPriority="71"/>
+    <w:lsdException w:name="Colorful List Accent 2" w:uiPriority="72"/>
+    <w:lsdException w:name="Colorful Grid Accent 2" w:uiPriority="73"/>
+    <w:lsdException w:name="Light Shading Accent 3" w:uiPriority="60"/>
+    <w:lsdException w:name="Light List Accent 3" w:uiPriority="61"/>
+    <w:lsdException w:name="Light Grid Accent 3" w:uiPriority="62"/>
+    <w:lsdException w:name="Medium Shading 1 Accent 3" w:uiPriority="63"/>
+    <w:lsdException w:name="Medium Shading 2 Accent 3" w:uiPriority="64"/>
+    <w:lsdException w:name="Medium List 1 Accent 3" w:uiPriority="65"/>
+    <w:lsdException w:name="Medium List 2 Accent 3" w:uiPriority="66"/>
+    <w:lsdException w:name="Medium Grid 1 Accent 3" w:uiPriority="67"/>
+    <w:lsdException w:name="Medium Grid 2 Accent 3" w:uiPriority="68"/>
+    <w:lsdException w:name="Medium Grid 3 Accent 3" w:uiPriority="69"/>
+    <w:lsdException w:name="Dark List Accent 3" w:uiPriority="70"/>
+    <w:lsdException w:name="Colorful Shading Accent 3" w:uiPriority="71"/>
+    <w:lsdException w:name="Colorful List Accent 3" w:uiPriority="72"/>
+    <w:lsdException w:name="Colorful Grid Accent 3" w:uiPriority="73"/>
+    <w:lsdException w:name="Light Shading Accent 4" w:uiPriority="60"/>
+    <w:lsdException w:name="Light List Accent 4" w:uiPriority="61"/>
+    <w:lsdException w:name="Light Grid Accent 4" w:uiPriority="62"/>
+    <w:lsdException w:name="Medium Shading 1 Accent 4" w:uiPriority="63"/>
+    <w:lsdException w:name="Medium Shading 2 Accent 4" w:uiPriority="64"/>
+    <w:lsdException w:name="Medium List 1 Accent 4" w:uiPriority="65"/>
+    <w:lsdException w:name="Medium List 2 Accent 4" w:uiPriority="66"/>
+    <w:lsdException w:name="Medium Grid 1 Accent 4" w:uiPriority="67"/>
+    <w:lsdException w:name="Medium Grid 2 Accent 4" w:uiPriority="68"/>
+    <w:lsdException w:name="Medium Grid 3 Accent 4" w:uiPriority="69"/>
+    <w:lsdException w:name="Dark List Accent 4" w:uiPriority="70"/>
+    <w:lsdException w:name="Colorful Shading Accent 4" w:uiPriority="71"/>
+    <w:lsdException w:name="Colorful List Accent 4" w:uiPriority="72"/>
+    <w:lsdException w:name="Colorful Grid Accent 4" w:uiPriority="73"/>
+    <w:lsdException w:name="Light Shading Accent 5" w:uiPriority="60"/>
+    <w:lsdException w:name="Light List Accent 5" w:uiPriority="61"/>
+    <w:lsdException w:name="Light Grid Accent 5" w:uiPriority="62"/>
+    <w:lsdException w:name="Medium Shading 1 Accent 5" w:uiPriority="63"/>
+    <w:lsdException w:name="Medium Shading 2 Accent 5" w:uiPriority="64"/>
+    <w:lsdException w:name="Medium List 1 Accent 5" w:uiPriority="65"/>
+    <w:lsdException w:name="Medium List 2 Accent 5" w:uiPriority="66"/>
+    <w:lsdException w:name="Medium Grid 1 Accent 5" w:uiPriority="67"/>
+    <w:lsdException w:name="Medium Grid 2 Accent 5" w:uiPriority="68"/>
+    <w:lsdException w:name="Medium Grid 3 Accent 5" w:uiPriority="69"/>
+    <w:lsdException w:name="Dark List Accent 5" w:uiPriority="70"/>
+    <w:lsdException w:name="Colorful Shading Accent 5" w:uiPriority="71"/>
+    <w:lsdException w:name="Colorful List Accent 5" w:uiPriority="72"/>
+    <w:lsdException w:name="Colorful Grid Accent 5" w:uiPriority="73"/>
+    <w:lsdException w:name="Light Shading Accent 6" w:uiPriority="60"/>
+    <w:lsdException w:name="Light List Accent 6" w:uiPriority="61"/>
+    <w:lsdException w:name="Light Grid Accent 6" w:uiPriority="62"/>
+    <w:lsdException w:name="Medium Shading 1 Accent 6" w:uiPriority="63"/>
+    <w:lsdException w:name="Medium Shading 2 Accent 6" w:uiPriority="64"/>
+    <w:lsdException w:name="Medium List 1 Accent 6" w:uiPriority="65"/>
+    <w:lsdException w:name="Medium List 2 Accent 6" w:uiPriority="66"/>
+    <w:lsdException w:name="Medium Grid 1 Accent 6" w:uiPriority="67"/>
+    <w:lsdException w:name="Medium Grid 2 Accent 6" w:uiPriority="68"/>
+    <w:lsdException w:name="Medium Grid 3 Accent 6" w:uiPriority="69"/>
+    <w:lsdException w:name="Dark List Accent 6" w:uiPriority="70"/>
+    <w:lsdException w:name="Colorful Shading Accent 6" w:uiPriority="71"/>
+    <w:lsdException w:name="Colorful List Accent 6" w:uiPriority="72"/>
+    <w:lsdException w:name="Colorful Grid Accent 6" w:uiPriority="73"/>
+    <w:lsdException w:name="Subtle Emphasis" w:uiPriority="19" w:qFormat="1"/>
+    <w:lsdException w:name="Intense Emphasis" w:uiPriority="21" w:qFormat="1"/>
+    <w:lsdException w:name="Subtle Reference" w:uiPriority="31" w:qFormat="1"/>
+    <w:lsdException w:name="Intense Reference" w:uiPriority="32" w:qFormat="1"/>
+    <w:lsdException w:name="Book Title" w:uiPriority="33" w:qFormat="1"/>
+    <w:lsdException w:name="Bibliography" w:semiHidden="1" w:uiPriority="37" w:unhideWhenUsed="1"/>
+    <w:lsdException w:name="TOC Heading" w:semiHidden="1" w:uiPriority="39" w:unhideWhenUsed="1" w:qFormat="1"/>
+    <w:lsdException w:name="Plain Table 1" w:uiPriority="41"/>
+    <w:lsdException w:name="Plain Table 2" w:uiPriority="42"/>
+    <w:lsdException w:name="Plain Table 3" w:uiPriority="43"/>
+    <w:lsdException w:name="Plain Table 4" w:uiPriority="44"/>
+    <w:lsdException w:name="Plain Table 5" w:uiPriority="45"/>
+    <w:lsdException w:name="Grid Table Light" w:uiPriority="40"/>
+    <w:lsdException w:name="Grid Table 1 Light" w:uiPriority="46"/>
+    <w:lsdException w:name="Grid Table 2" w:uiPriority="47"/>
+    <w:lsdException w:name="Grid Table 3" w:uiPriority="48"/>
+    <w:lsdException w:name="Grid Table 4" w:uiPriority="49"/>
+    <w:lsdException w:name="Grid Table 5 Dark" w:uiPriority="50"/>
+    <w:lsdException w:name="Grid Table 6 Colorful" w:uiPriority="51"/>
+    <w:lsdException w:name="Grid Table 7 Colorful" w:uiPriority="52"/>
+    <w:lsdException w:name="Grid Table 1 Light Accent 1" w:uiPriority="46"/>
+    <w:lsdException w:name="Grid Table 2 Accent 1" w:uiPriority="47"/>
+    <w:lsdException w:name="Grid Table 3 Accent 1" w:uiPriority="48"/>
+    <w:lsdException w:name="Grid Table 4 Accent 1" w:uiPriority="49"/>
+    <w:lsdException w:name="Grid Table 5 Dark Accent 1" w:uiPriority="50"/>
+    <w:lsdException w:name="Grid Table 6 Colorful Accent 1" w:uiPriority="51"/>
+    <w:lsdException w:name="Grid Table 7 Colorful Accent 1" w:uiPriority="52"/>
+    <w:lsdException w:name="Grid Table 1 Light Accent 2" w:uiPriority="46"/>
+    <w:lsdException w:name="Grid Table 2 Accent 2" w:uiPriority="47"/>
+    <w:lsdException w:name="Grid Table 3 Accent 2" w:uiPriority="48"/>
+    <w:lsdException w:name="Grid Table 4 Accent 2" w:uiPriority="49"/>
+    <w:lsdException w:name="Grid Table 5 Dark Accent 2" w:uiPriority="50"/>
+    <w:lsdException w:name="Grid Table 6 Colorful Accent 2" w:uiPriority="51"/>
+    <w:lsdException w:name="Grid Table 7 Colorful Accent 2" w:uiPriority="52"/>
+    <w:lsdException w:name="Grid Table 1 Light Accent 3" w:uiPriority="46"/>
+    <w:lsdException w:name="Grid Table 2 Accent 3" w:uiPriority="47"/>
+    <w:lsdException w:name="Grid Table 3 Accent 3" w:uiPriority="48"/>
+    <w:lsdException w:name="Grid Table 4 Accent 3" w:uiPriority="49"/>
+    <w:lsdException w:name="Grid Table 5 Dark Accent 3" w:uiPriority="50"/>
+    <w:lsdException w:name="Grid Table 6 Colorful Accent 3" w:uiPriority="51"/>
+    <w:lsdException w:name="Grid Table 7 Colorful Accent 3" w:uiPriority="52"/>
+    <w:lsdException w:name="Grid Table 1 Light Accent 4" w:uiPriority="46"/>
+    <w:lsdException w:name="Grid Table 2 Accent 4" w:uiPriority="47"/>
+    <w:lsdException w:name="Grid Table 3 Accent 4" w:uiPriority="48"/>
+    <w:lsdException w:name="Grid Table 4 Accent 4" w:uiPriority="49"/>
+    <w:lsdException w:name="Grid Table 5 Dark Accent 4" w:uiPriority="50"/>
+    <w:lsdException w:name="Grid Table 6 Colorful Accent 4" w:uiPriority="51"/>
+    <w:lsdException w:name="Grid Table 7 Colorful Accent 4" w:uiPriority="52"/>
+    <w:lsdException w:name="Grid Table 1 Light Accent 5" w:uiPriority="46"/>
+    <w:lsdException w:name="Grid Table 2 Accent 5" w:uiPriority="47"/>
+    <w:lsdException w:name="Grid Table 3 Accent 5" w:uiPriority="48"/>
+    <w:lsdException w:name="Grid Table 4 Accent 5" w:uiPriority="49"/>
+    <w:lsdException w:name="Grid Table 5 Dark Accent 5" w:uiPriority="50"/>
+    <w:lsdException w:name="Grid Table 6 Colorful Accent 5" w:uiPriority="51"/>
+    <w:lsdException w:name="Grid Table 7 Colorful Accent 5" w:uiPriority="52"/>
+    <w:lsdException w:name="Grid Table 1 Light Accent 6" w:uiPriority="46"/>
+    <w:lsdException w:name="Grid Table 2 Accent 6" w:uiPriority="47"/>
+    <w:lsdException w:name="Grid Table 3 Accent 6" w:uiPriority="48"/>
+    <w:lsdException w:name="Grid Table 4 Accent 6" w:uiPriority="49"/>
+    <w:lsdException w:name="Grid Table 5 Dark Accent 6" w:uiPriority="50"/>
+    <w:lsdException w:name="Grid Table 6 Colorful Accent 6" w:uiPriority="51"/>
+    <w:lsdException w:name="Grid Table 7 Colorful Accent 6" w:uiPriority="52"/>
+    <w:lsdException w:name="List Table 1 Light" w:uiPriority="46"/>
+    <w:lsdException w:name="List Table 2" w:uiPriority="47"/>
+    <w:lsdException w:name="List Table 3" w:uiPriority="48"/>
+    <w:lsdException w:name="List Table 4" w:uiPriority="49"/>
+    <w:lsdException w:name="List Table 5 Dark" w:uiPriority="50"/>
+    <w:lsdException w:name="List Table 6 Colorful" w:uiPriority="51"/>
+    <w:lsdException w:name="List Table 7 Colorful" w:uiPriority="52"/>
+    <w:lsdException w:name="List Table 1 Light Accent 1" w:uiPriority="46"/>
+    <w:lsdException w:name="List Table 2 Accent 1" w:uiPriority="47"/>
+    <w:lsdException w:name="List Table 3 Accent 1" w:uiPriority="48"/>
+    <w:lsdException w:name="List Table 4 Accent 1" w:uiPriority="49"/>
+    <w:lsdException w:name="List Table 5 Dark Accent 1" w:uiPriority="50"/>
+    <w:lsdException w:name="List Table 6 Colorful Accent 1" w:uiPriority="51"/>
+    <w:lsdException w:name="List Table 7 Colorful Accent 1" w:uiPriority="52"/>
+    <w:lsdException w:name="List Table 1 Light Accent 2" w:uiPriority="46"/>
+    <w:lsdException w:name="List Table 2 Accent 2" w:uiPriority="47"/>
+    <w:lsdException w:name="List Table 3 Accent 2" w:uiPriority="48"/>
+    <w:lsdException w:name="List Table 4 Accent 2" w:uiPriority="49"/>
+    <w:lsdException w:name="List Table 5 Dark Accent 2" w:uiPriority="50"/>
+    <w:lsdException w:name="List Table 6 Colorful Accent 2" w:uiPriority="51"/>
+    <w:lsdException w:name="List Table 7 Colorful Accent 2" w:uiPriority="52"/>
+    <w:lsdException w:name="List Table 1 Light Accent 3" w:uiPriority="46"/>
+    <w:lsdException w:name="List Table 2 Accent 3" w:uiPriority="47"/>
+    <w:lsdException w:name="List Table 3 Accent 3" w:uiPriority="48"/>
+    <w:lsdException w:name="List Table 4 Accent 3" w:uiPriority="49"/>
+    <w:lsdException w:name="List Table 5 Dark Accent 3" w:uiPriority="50"/>
+    <w:lsdException w:name="List Table 6 Colorful Accent 3" w:uiPriority="51"/>
+    <w:lsdException w:name="List Table 7 Colorful Accent 3" w:uiPriority="52"/>
+    <w:lsdException w:name="List Table 1 Light Accent 4" w:uiPriority="46"/>
+    <w:lsdException w:name="List Table 2 Accent 4" w:uiPriority="47"/>
+    <w:lsdException w:name="List Table 3 Accent 4" w:uiPriority="48"/>
+    <w:lsdException w:name="List Table 4 Accent 4" w:uiPriority="49"/>
+    <w:lsdException w:name="List Table 5 Dark Accent 4" w:uiPriority="50"/>
+    <w:lsdException w:name="List Table 6 Colorful Accent 4" w:uiPriority="51"/>
+    <w:lsdException w:name="List Table 7 Colorful Accent 4" w:uiPriority="52"/>
+    <w:lsdException w:name="List Table 1 Light Accent 5" w:uiPriority="46"/>
+    <w:lsdException w:name="List Table 2 Accent 5" w:uiPriority="47"/>
+    <w:lsdException w:name="List Table 3 Accent 5" w:uiPriority="48"/>
+    <w:lsdException w:name="List Table 4 Accent 5" w:uiPriority="49"/>
+    <w:lsdException w:name="List Table 5 Dark Accent 5" w:uiPriority="50"/>
+    <w:lsdException w:name="List Table 6 Colorful Accent 5" w:uiPriority="51"/>
+    <w:lsdException w:name="List Table 7 Colorful Accent 5" w:uiPriority="52"/>
+    <w:lsdException w:name="List Table 1 Light Accent 6" w:uiPriority="46"/>
+    <w:lsdException w:name="List Table 2 Accent 6" w:uiPriority="47"/>
+    <w:lsdException w:name="List Table 3 Accent 6" w:uiPriority="48"/>
+    <w:lsdException w:name="List Table 4 Accent 6" w:uiPriority="49"/>
+    <w:lsdException w:name="List Table 5 Dark Accent 6" w:uiPriority="50"/>
+    <w:lsdException w:name="List Table 6 Colorful Accent 6" w:uiPriority="51"/>
+    <w:lsdException w:name="List Table 7 Colorful Accent 6" w:uiPriority="52"/>
+    <w:lsdException w:name="Mention" w:semiHidden="1" w:unhideWhenUsed="1"/>
+    <w:lsdException w:name="Smart Hyperlink" w:semiHidden="1" w:unhideWhenUsed="1"/>
+    <w:lsdException w:name="Hashtag" w:semiHidden="1" w:unhideWhenUsed="1"/>
+    <w:lsdException w:name="Unresolved Mention" w:semiHidden="1" w:unhideWhenUsed="1"/>
+    <w:lsdException w:name="Smart Link" w:semiHidden="1" w:unhideWhenUsed="1"/>
+  </w:latentStyles>
+  <w:style w:type="paragraph" w:default="1" w:styleId="Standard">
+    <w:name w:val="Normal"/>
+    <w:qFormat/>
+  </w:style>
+  <w:style w:type="character" w:default="1" w:styleId="Absatz-Standardschriftart">
+    <w:name w:val="Default Paragraph Font"/>
+    <w:uiPriority w:val="1"/>
+    <w:semiHidden/>
+    <w:unhideWhenUsed/>
+  </w:style>
+  <w:style w:type="table" w:default="1" w:styleId="NormaleTabelle">
+    <w:name w:val="Normal Table"/>
+    <w:uiPriority w:val="99"/>
+    <w:semiHidden/>
+    <w:unhideWhenUsed/>
+    <w:tblPr>
+      <w:tblInd w:w="0" w:type="dxa"/>
+      <w:tblCellMar>
+        <w:top w:w="0" w:type="dxa"/>
+        <w:left w:w="108" w:type="dxa"/>
+        <w:bottom w:w="0" w:type="dxa"/>
+        <w:right w:w="108" w:type="dxa"/>
+      </w:tblCellMar>
+    </w:tblPr>
+  </w:style>
+  <w:style w:type="numbering" w:default="1" w:styleId="KeineListe">
+    <w:name w:val="No List"/>
+    <w:uiPriority w:val="99"/>
+    <w:semiHidden/>
+    <w:unhideWhenUsed/>
+  </w:style>
+  <w:style w:type="character" w:styleId="Platzhaltertext">
+    <w:name w:val="Placeholder Text"/>
+    <w:basedOn w:val="Absatz-Standardschriftart"/>
+    <w:uiPriority w:val="99"/>
+    <w:semiHidden/>
+    <w:rsid w:val="00A31B1C"/>
+    <w:rPr>
+      <w:color w:val="666666"/>
+    </w:rPr>
+  </w:style>
+</w:styles>
+</file>
+
+<file path=word/glossary/webSettings.xml><?xml version="1.0" encoding="utf-8"?>
+<w:webSettings xmlns:mc="http://schemas.openxmlformats.org/markup-compatibility/2006" xmlns:r="http://schemas.openxmlformats.org/officeDocument/2006/relationships" xmlns:w="http://schemas.openxmlformats.org/wordprocessingml/2006/main" xmlns:w14="http://schemas.microsoft.com/office/word/2010/wordml" xmlns:w15="http://schemas.microsoft.com/office/word/2012/wordml" xmlns:w16cex="http://schemas.microsoft.com/office/word/2018/wordml/cex" xmlns:w16cid="http://schemas.microsoft.com/office/word/2016/wordml/cid" xmlns:w16="http://schemas.microsoft.com/office/word/2018/wordml" xmlns:w16du="http://schemas.microsoft.com/office/word/2023/wordml/word16du" xmlns:w16sdtdh="http://schemas.microsoft.com/office/word/2020/wordml/sdtdatahash" xmlns:w16sdtfl="http://schemas.microsoft.com/office/word/2024/wordml/sdtformatlock" xmlns:w16se="http://schemas.microsoft.com/office/word/2015/wordml/symex" mc:Ignorable="w14 w15 w16se w16cid w16 w16cex w16sdtdh w16sdtfl w16du">
+  <w:optimizeForBrowser/>
+  <w:allowPNG/>
+</w:webSettings>
 </file>
 
 <file path=word/theme/theme1.xml><?xml version="1.0" encoding="utf-8"?>
@@ -1883,6 +3064,9 @@
   <wetp:taskpane dockstate="right" visibility="0" width="350" row="0">
     <wetp:webextensionref xmlns:r="http://schemas.openxmlformats.org/officeDocument/2006/relationships" r:id="rId2"/>
   </wetp:taskpane>
+  <wetp:taskpane dockstate="right" visibility="0" width="350" row="0">
+    <wetp:webextensionref xmlns:r="http://schemas.openxmlformats.org/officeDocument/2006/relationships" r:id="rId3"/>
+  </wetp:taskpane>
 </wetp:taskpanes>
 </file>
 
@@ -1891,7 +3075,7 @@
   <we:reference id="cbe4f1c1-6a07-46b7-8453-ffc1395413c3" version="1.0.0.0" store="developer" storeType="Registry"/>
   <we:alternateReferences/>
   <we:properties>
-    <we:property name="excelWordLinkedFileMeta" value="{&quot;fileName&quot;:&quot;ExcelTestDatei1.xlsx&quot;,&quot;lastLoadedAt&quot;:&quot;3.4.2026, 13:10:36&quot;}"/>
+    <we:property name="excelWordLinkedFileMeta" value="{&quot;fileName&quot;:&quot;ExcelTestDatei1.xlsx&quot;,&quot;lastLoadedAt&quot;:&quot;3.4.2026, 18:55:45&quot;}"/>
   </we:properties>
   <we:bindings/>
   <we:snapshot xmlns:r="http://schemas.openxmlformats.org/officeDocument/2006/relationships"/>
@@ -1906,4 +3090,16 @@
   <we:bindings/>
   <we:snapshot xmlns:r="http://schemas.openxmlformats.org/officeDocument/2006/relationships"/>
 </we:webextension>
+</file>
+
+<file path=word/webextensions/webextension3.xml><?xml version="1.0" encoding="utf-8"?>
+<we:webextension xmlns:we="http://schemas.microsoft.com/office/webextensions/webextension/2010/11" id="{E93946D2-591A-294B-B8FB-B5773A175E0B}">
+  <we:reference id="b0eba5bc-49a1-4b95-b1bc-34c477329aad" version="1.0.1.0" store="EXCatalog" storeType="EXCatalog"/>
+  <we:alternateReferences>
+    <we:reference id="WA200002866" version="1.0.1.0" store="de-DE" storeType="OMEX"/>
+  </we:alternateReferences>
+  <we:properties/>
+  <we:bindings/>
+  <we:snapshot xmlns:r="http://schemas.openxmlformats.org/officeDocument/2006/relationships"/>
+</we:webextension>
 </file>